--- a/results-p/socialeval/baseline.docx
+++ b/results-p/socialeval/baseline.docx
@@ -97,7 +97,7 @@
         <w:rPr>
           <w:sz w:val="20"/>
         </w:rPr>
-        <w:t>3</w:t>
+        <w:t>6</w:t>
       </w:r>
     </w:p>
     <w:p>
@@ -116,7 +116,7 @@
         <w:rPr>
           <w:sz w:val="20"/>
         </w:rPr>
-        <w:t>April 13, 2026</w:t>
+        <w:t>April 14, 2026</w:t>
       </w:r>
     </w:p>
     <w:p/>
@@ -303,7 +303,7 @@
               <w:rPr>
                 <w:sz w:val="18"/>
               </w:rPr>
-              <w:t>Goal Achievement Ratio</w:t>
+              <w:t>Successful Goal-Oriented Option Selection</w:t>
             </w:r>
           </w:p>
         </w:tc>
@@ -363,7 +363,7 @@
               <w:rPr>
                 <w:sz w:val="18"/>
               </w:rPr>
-              <w:t>Whether the model's selected candidate utterance leads to a successful plot ending, achieving the protagonist's social goal.</w:t>
+              <w:t>Whether the model selects the candidate utterance that leads to the successful achievement of the social goal.</w:t>
             </w:r>
           </w:p>
         </w:tc>
@@ -405,7 +405,7 @@
               <w:rPr>
                 <w:sz w:val="18"/>
               </w:rPr>
-              <w:t>Ability Selection Accuracy</w:t>
+              <w:t>Correct Ability Evaluation Response</w:t>
             </w:r>
           </w:p>
         </w:tc>
@@ -465,7 +465,1027 @@
               <w:rPr>
                 <w:sz w:val="18"/>
               </w:rPr>
-              <w:t>Whether the model selects the correct candidate utterance that reflects the intended interpersonal ability as determined by expert annotation.</w:t>
+              <w:t>Whether the model selects the correct option that demonstrates a specific interpersonal ability, according to expert annotations.</w:t>
+            </w:r>
+          </w:p>
+        </w:tc>
+      </w:tr>
+      <w:tr>
+        <w:tc>
+          <w:tcPr>
+            <w:tcW w:type="dxa" w:w="2880"/>
+            <w:shd w:val="clear" w:color="auto" w:fill="FFFFFF"/>
+            <w:tcMar>
+              <w:top w:w="80" w:type="dxa"/>
+              <w:bottom w:w="80" w:type="dxa"/>
+              <w:left w:w="120" w:type="dxa"/>
+              <w:right w:w="120" w:type="dxa"/>
+            </w:tcMar>
+          </w:tcPr>
+          <w:p>
+            <w:r>
+              <w:rPr>
+                <w:sz w:val="18"/>
+              </w:rPr>
+              <w:t>metric_003</w:t>
+            </w:r>
+          </w:p>
+        </w:tc>
+        <w:tc>
+          <w:tcPr>
+            <w:tcW w:type="dxa" w:w="3600"/>
+            <w:shd w:val="clear" w:color="auto" w:fill="FFFFFF"/>
+            <w:tcMar>
+              <w:top w:w="80" w:type="dxa"/>
+              <w:bottom w:w="80" w:type="dxa"/>
+              <w:left w:w="120" w:type="dxa"/>
+              <w:right w:w="120" w:type="dxa"/>
+            </w:tcMar>
+          </w:tcPr>
+          <w:p>
+            <w:r>
+              <w:rPr>
+                <w:sz w:val="18"/>
+              </w:rPr>
+              <w:t>Effective Persuasion Response</w:t>
+            </w:r>
+          </w:p>
+        </w:tc>
+        <w:tc>
+          <w:tcPr>
+            <w:tcW w:type="dxa" w:w="1440"/>
+            <w:shd w:val="clear" w:color="auto" w:fill="FFFFFF"/>
+            <w:tcMar>
+              <w:top w:w="80" w:type="dxa"/>
+              <w:bottom w:w="80" w:type="dxa"/>
+              <w:left w:w="120" w:type="dxa"/>
+              <w:right w:w="120" w:type="dxa"/>
+            </w:tcMar>
+          </w:tcPr>
+          <w:p>
+            <w:r>
+              <w:rPr>
+                <w:sz w:val="18"/>
+              </w:rPr>
+              <w:t>binary</w:t>
+            </w:r>
+          </w:p>
+        </w:tc>
+        <w:tc>
+          <w:tcPr>
+            <w:tcW w:type="dxa" w:w="2160"/>
+            <w:shd w:val="clear" w:color="auto" w:fill="FFFFFF"/>
+            <w:tcMar>
+              <w:top w:w="80" w:type="dxa"/>
+              <w:bottom w:w="80" w:type="dxa"/>
+              <w:left w:w="120" w:type="dxa"/>
+              <w:right w:w="120" w:type="dxa"/>
+            </w:tcMar>
+          </w:tcPr>
+          <w:p>
+            <w:r>
+              <w:rPr>
+                <w:sz w:val="18"/>
+              </w:rPr>
+              <w:t>all</w:t>
+            </w:r>
+          </w:p>
+        </w:tc>
+        <w:tc>
+          <w:tcPr>
+            <w:tcW w:type="dxa" w:w="4320"/>
+            <w:shd w:val="clear" w:color="auto" w:fill="FFFFFF"/>
+            <w:tcMar>
+              <w:top w:w="80" w:type="dxa"/>
+              <w:bottom w:w="80" w:type="dxa"/>
+              <w:left w:w="120" w:type="dxa"/>
+              <w:right w:w="120" w:type="dxa"/>
+            </w:tcMar>
+          </w:tcPr>
+          <w:p>
+            <w:r>
+              <w:rPr>
+                <w:sz w:val="18"/>
+              </w:rPr>
+              <w:t>Whether the model provides a response that effectively employs persuasive techniques in a social interaction.</w:t>
+            </w:r>
+          </w:p>
+        </w:tc>
+      </w:tr>
+      <w:tr>
+        <w:tc>
+          <w:tcPr>
+            <w:tcW w:type="dxa" w:w="2880"/>
+            <w:shd w:val="clear" w:color="auto" w:fill="EBF3FB"/>
+            <w:tcMar>
+              <w:top w:w="80" w:type="dxa"/>
+              <w:bottom w:w="80" w:type="dxa"/>
+              <w:left w:w="120" w:type="dxa"/>
+              <w:right w:w="120" w:type="dxa"/>
+            </w:tcMar>
+          </w:tcPr>
+          <w:p>
+            <w:r>
+              <w:rPr>
+                <w:sz w:val="18"/>
+              </w:rPr>
+              <w:t>metric_004</w:t>
+            </w:r>
+          </w:p>
+        </w:tc>
+        <w:tc>
+          <w:tcPr>
+            <w:tcW w:type="dxa" w:w="3600"/>
+            <w:shd w:val="clear" w:color="auto" w:fill="EBF3FB"/>
+            <w:tcMar>
+              <w:top w:w="80" w:type="dxa"/>
+              <w:bottom w:w="80" w:type="dxa"/>
+              <w:left w:w="120" w:type="dxa"/>
+              <w:right w:w="120" w:type="dxa"/>
+            </w:tcMar>
+          </w:tcPr>
+          <w:p>
+            <w:r>
+              <w:rPr>
+                <w:sz w:val="18"/>
+              </w:rPr>
+              <w:t>Perspective-Taking Accuracy</w:t>
+            </w:r>
+          </w:p>
+        </w:tc>
+        <w:tc>
+          <w:tcPr>
+            <w:tcW w:type="dxa" w:w="1440"/>
+            <w:shd w:val="clear" w:color="auto" w:fill="EBF3FB"/>
+            <w:tcMar>
+              <w:top w:w="80" w:type="dxa"/>
+              <w:bottom w:w="80" w:type="dxa"/>
+              <w:left w:w="120" w:type="dxa"/>
+              <w:right w:w="120" w:type="dxa"/>
+            </w:tcMar>
+          </w:tcPr>
+          <w:p>
+            <w:r>
+              <w:rPr>
+                <w:sz w:val="18"/>
+              </w:rPr>
+              <w:t>binary</w:t>
+            </w:r>
+          </w:p>
+        </w:tc>
+        <w:tc>
+          <w:tcPr>
+            <w:tcW w:type="dxa" w:w="2160"/>
+            <w:shd w:val="clear" w:color="auto" w:fill="EBF3FB"/>
+            <w:tcMar>
+              <w:top w:w="80" w:type="dxa"/>
+              <w:bottom w:w="80" w:type="dxa"/>
+              <w:left w:w="120" w:type="dxa"/>
+              <w:right w:w="120" w:type="dxa"/>
+            </w:tcMar>
+          </w:tcPr>
+          <w:p>
+            <w:r>
+              <w:rPr>
+                <w:sz w:val="18"/>
+              </w:rPr>
+              <w:t>all</w:t>
+            </w:r>
+          </w:p>
+        </w:tc>
+        <w:tc>
+          <w:tcPr>
+            <w:tcW w:type="dxa" w:w="4320"/>
+            <w:shd w:val="clear" w:color="auto" w:fill="EBF3FB"/>
+            <w:tcMar>
+              <w:top w:w="80" w:type="dxa"/>
+              <w:bottom w:w="80" w:type="dxa"/>
+              <w:left w:w="120" w:type="dxa"/>
+              <w:right w:w="120" w:type="dxa"/>
+            </w:tcMar>
+          </w:tcPr>
+          <w:p>
+            <w:r>
+              <w:rPr>
+                <w:sz w:val="18"/>
+              </w:rPr>
+              <w:t>Whether the model demonstrates understanding of another character's perspective through its chosen response.</w:t>
+            </w:r>
+          </w:p>
+        </w:tc>
+      </w:tr>
+      <w:tr>
+        <w:tc>
+          <w:tcPr>
+            <w:tcW w:type="dxa" w:w="2880"/>
+            <w:shd w:val="clear" w:color="auto" w:fill="FFFFFF"/>
+            <w:tcMar>
+              <w:top w:w="80" w:type="dxa"/>
+              <w:bottom w:w="80" w:type="dxa"/>
+              <w:left w:w="120" w:type="dxa"/>
+              <w:right w:w="120" w:type="dxa"/>
+            </w:tcMar>
+          </w:tcPr>
+          <w:p>
+            <w:r>
+              <w:rPr>
+                <w:sz w:val="18"/>
+              </w:rPr>
+              <w:t>metric_005</w:t>
+            </w:r>
+          </w:p>
+        </w:tc>
+        <w:tc>
+          <w:tcPr>
+            <w:tcW w:type="dxa" w:w="3600"/>
+            <w:shd w:val="clear" w:color="auto" w:fill="FFFFFF"/>
+            <w:tcMar>
+              <w:top w:w="80" w:type="dxa"/>
+              <w:bottom w:w="80" w:type="dxa"/>
+              <w:left w:w="120" w:type="dxa"/>
+              <w:right w:w="120" w:type="dxa"/>
+            </w:tcMar>
+          </w:tcPr>
+          <w:p>
+            <w:r>
+              <w:rPr>
+                <w:sz w:val="18"/>
+              </w:rPr>
+              <w:t>Demonstrated Empathy</w:t>
+            </w:r>
+          </w:p>
+        </w:tc>
+        <w:tc>
+          <w:tcPr>
+            <w:tcW w:type="dxa" w:w="1440"/>
+            <w:shd w:val="clear" w:color="auto" w:fill="FFFFFF"/>
+            <w:tcMar>
+              <w:top w:w="80" w:type="dxa"/>
+              <w:bottom w:w="80" w:type="dxa"/>
+              <w:left w:w="120" w:type="dxa"/>
+              <w:right w:w="120" w:type="dxa"/>
+            </w:tcMar>
+          </w:tcPr>
+          <w:p>
+            <w:r>
+              <w:rPr>
+                <w:sz w:val="18"/>
+              </w:rPr>
+              <w:t>binary</w:t>
+            </w:r>
+          </w:p>
+        </w:tc>
+        <w:tc>
+          <w:tcPr>
+            <w:tcW w:type="dxa" w:w="2160"/>
+            <w:shd w:val="clear" w:color="auto" w:fill="FFFFFF"/>
+            <w:tcMar>
+              <w:top w:w="80" w:type="dxa"/>
+              <w:bottom w:w="80" w:type="dxa"/>
+              <w:left w:w="120" w:type="dxa"/>
+              <w:right w:w="120" w:type="dxa"/>
+            </w:tcMar>
+          </w:tcPr>
+          <w:p>
+            <w:r>
+              <w:rPr>
+                <w:sz w:val="18"/>
+              </w:rPr>
+              <w:t>all</w:t>
+            </w:r>
+          </w:p>
+        </w:tc>
+        <w:tc>
+          <w:tcPr>
+            <w:tcW w:type="dxa" w:w="4320"/>
+            <w:shd w:val="clear" w:color="auto" w:fill="FFFFFF"/>
+            <w:tcMar>
+              <w:top w:w="80" w:type="dxa"/>
+              <w:bottom w:w="80" w:type="dxa"/>
+              <w:left w:w="120" w:type="dxa"/>
+              <w:right w:w="120" w:type="dxa"/>
+            </w:tcMar>
+          </w:tcPr>
+          <w:p>
+            <w:r>
+              <w:rPr>
+                <w:sz w:val="18"/>
+              </w:rPr>
+              <w:t>Whether the model exhibits empathy in its selected option, recognizing and reflecting the emotions of others.</w:t>
+            </w:r>
+          </w:p>
+        </w:tc>
+      </w:tr>
+      <w:tr>
+        <w:tc>
+          <w:tcPr>
+            <w:tcW w:type="dxa" w:w="2880"/>
+            <w:shd w:val="clear" w:color="auto" w:fill="EBF3FB"/>
+            <w:tcMar>
+              <w:top w:w="80" w:type="dxa"/>
+              <w:bottom w:w="80" w:type="dxa"/>
+              <w:left w:w="120" w:type="dxa"/>
+              <w:right w:w="120" w:type="dxa"/>
+            </w:tcMar>
+          </w:tcPr>
+          <w:p>
+            <w:r>
+              <w:rPr>
+                <w:sz w:val="18"/>
+              </w:rPr>
+              <w:t>metric_006</w:t>
+            </w:r>
+          </w:p>
+        </w:tc>
+        <w:tc>
+          <w:tcPr>
+            <w:tcW w:type="dxa" w:w="3600"/>
+            <w:shd w:val="clear" w:color="auto" w:fill="EBF3FB"/>
+            <w:tcMar>
+              <w:top w:w="80" w:type="dxa"/>
+              <w:bottom w:w="80" w:type="dxa"/>
+              <w:left w:w="120" w:type="dxa"/>
+              <w:right w:w="120" w:type="dxa"/>
+            </w:tcMar>
+          </w:tcPr>
+          <w:p>
+            <w:r>
+              <w:rPr>
+                <w:sz w:val="18"/>
+              </w:rPr>
+              <w:t>Conflict Resolution Strategy</w:t>
+            </w:r>
+          </w:p>
+        </w:tc>
+        <w:tc>
+          <w:tcPr>
+            <w:tcW w:type="dxa" w:w="1440"/>
+            <w:shd w:val="clear" w:color="auto" w:fill="EBF3FB"/>
+            <w:tcMar>
+              <w:top w:w="80" w:type="dxa"/>
+              <w:bottom w:w="80" w:type="dxa"/>
+              <w:left w:w="120" w:type="dxa"/>
+              <w:right w:w="120" w:type="dxa"/>
+            </w:tcMar>
+          </w:tcPr>
+          <w:p>
+            <w:r>
+              <w:rPr>
+                <w:sz w:val="18"/>
+              </w:rPr>
+              <w:t>binary</w:t>
+            </w:r>
+          </w:p>
+        </w:tc>
+        <w:tc>
+          <w:tcPr>
+            <w:tcW w:type="dxa" w:w="2160"/>
+            <w:shd w:val="clear" w:color="auto" w:fill="EBF3FB"/>
+            <w:tcMar>
+              <w:top w:w="80" w:type="dxa"/>
+              <w:bottom w:w="80" w:type="dxa"/>
+              <w:left w:w="120" w:type="dxa"/>
+              <w:right w:w="120" w:type="dxa"/>
+            </w:tcMar>
+          </w:tcPr>
+          <w:p>
+            <w:r>
+              <w:rPr>
+                <w:sz w:val="18"/>
+              </w:rPr>
+              <w:t>all</w:t>
+            </w:r>
+          </w:p>
+        </w:tc>
+        <w:tc>
+          <w:tcPr>
+            <w:tcW w:type="dxa" w:w="4320"/>
+            <w:shd w:val="clear" w:color="auto" w:fill="EBF3FB"/>
+            <w:tcMar>
+              <w:top w:w="80" w:type="dxa"/>
+              <w:bottom w:w="80" w:type="dxa"/>
+              <w:left w:w="120" w:type="dxa"/>
+              <w:right w:w="120" w:type="dxa"/>
+            </w:tcMar>
+          </w:tcPr>
+          <w:p>
+            <w:r>
+              <w:rPr>
+                <w:sz w:val="18"/>
+              </w:rPr>
+              <w:t>Whether the model effectively selects a response that addresses and potentially resolves interpersonal conflict within the scenario.</w:t>
+            </w:r>
+          </w:p>
+        </w:tc>
+      </w:tr>
+      <w:tr>
+        <w:tc>
+          <w:tcPr>
+            <w:tcW w:type="dxa" w:w="2880"/>
+            <w:shd w:val="clear" w:color="auto" w:fill="FFFFFF"/>
+            <w:tcMar>
+              <w:top w:w="80" w:type="dxa"/>
+              <w:bottom w:w="80" w:type="dxa"/>
+              <w:left w:w="120" w:type="dxa"/>
+              <w:right w:w="120" w:type="dxa"/>
+            </w:tcMar>
+          </w:tcPr>
+          <w:p>
+            <w:r>
+              <w:rPr>
+                <w:sz w:val="18"/>
+              </w:rPr>
+              <w:t>metric_007</w:t>
+            </w:r>
+          </w:p>
+        </w:tc>
+        <w:tc>
+          <w:tcPr>
+            <w:tcW w:type="dxa" w:w="3600"/>
+            <w:shd w:val="clear" w:color="auto" w:fill="FFFFFF"/>
+            <w:tcMar>
+              <w:top w:w="80" w:type="dxa"/>
+              <w:bottom w:w="80" w:type="dxa"/>
+              <w:left w:w="120" w:type="dxa"/>
+              <w:right w:w="120" w:type="dxa"/>
+            </w:tcMar>
+          </w:tcPr>
+          <w:p>
+            <w:r>
+              <w:rPr>
+                <w:sz w:val="18"/>
+              </w:rPr>
+              <w:t>Trustworthiness Expression</w:t>
+            </w:r>
+          </w:p>
+        </w:tc>
+        <w:tc>
+          <w:tcPr>
+            <w:tcW w:type="dxa" w:w="1440"/>
+            <w:shd w:val="clear" w:color="auto" w:fill="FFFFFF"/>
+            <w:tcMar>
+              <w:top w:w="80" w:type="dxa"/>
+              <w:bottom w:w="80" w:type="dxa"/>
+              <w:left w:w="120" w:type="dxa"/>
+              <w:right w:w="120" w:type="dxa"/>
+            </w:tcMar>
+          </w:tcPr>
+          <w:p>
+            <w:r>
+              <w:rPr>
+                <w:sz w:val="18"/>
+              </w:rPr>
+              <w:t>binary</w:t>
+            </w:r>
+          </w:p>
+        </w:tc>
+        <w:tc>
+          <w:tcPr>
+            <w:tcW w:type="dxa" w:w="2160"/>
+            <w:shd w:val="clear" w:color="auto" w:fill="FFFFFF"/>
+            <w:tcMar>
+              <w:top w:w="80" w:type="dxa"/>
+              <w:bottom w:w="80" w:type="dxa"/>
+              <w:left w:w="120" w:type="dxa"/>
+              <w:right w:w="120" w:type="dxa"/>
+            </w:tcMar>
+          </w:tcPr>
+          <w:p>
+            <w:r>
+              <w:rPr>
+                <w:sz w:val="18"/>
+              </w:rPr>
+              <w:t>all</w:t>
+            </w:r>
+          </w:p>
+        </w:tc>
+        <w:tc>
+          <w:tcPr>
+            <w:tcW w:type="dxa" w:w="4320"/>
+            <w:shd w:val="clear" w:color="auto" w:fill="FFFFFF"/>
+            <w:tcMar>
+              <w:top w:w="80" w:type="dxa"/>
+              <w:bottom w:w="80" w:type="dxa"/>
+              <w:left w:w="120" w:type="dxa"/>
+              <w:right w:w="120" w:type="dxa"/>
+            </w:tcMar>
+          </w:tcPr>
+          <w:p>
+            <w:r>
+              <w:rPr>
+                <w:sz w:val="18"/>
+              </w:rPr>
+              <w:t>Whether the model selects an option that effectively communicates trustworthiness to other characters.</w:t>
+            </w:r>
+          </w:p>
+        </w:tc>
+      </w:tr>
+      <w:tr>
+        <w:tc>
+          <w:tcPr>
+            <w:tcW w:type="dxa" w:w="2880"/>
+            <w:shd w:val="clear" w:color="auto" w:fill="EBF3FB"/>
+            <w:tcMar>
+              <w:top w:w="80" w:type="dxa"/>
+              <w:bottom w:w="80" w:type="dxa"/>
+              <w:left w:w="120" w:type="dxa"/>
+              <w:right w:w="120" w:type="dxa"/>
+            </w:tcMar>
+          </w:tcPr>
+          <w:p>
+            <w:r>
+              <w:rPr>
+                <w:sz w:val="18"/>
+              </w:rPr>
+              <w:t>metric_008</w:t>
+            </w:r>
+          </w:p>
+        </w:tc>
+        <w:tc>
+          <w:tcPr>
+            <w:tcW w:type="dxa" w:w="3600"/>
+            <w:shd w:val="clear" w:color="auto" w:fill="EBF3FB"/>
+            <w:tcMar>
+              <w:top w:w="80" w:type="dxa"/>
+              <w:bottom w:w="80" w:type="dxa"/>
+              <w:left w:w="120" w:type="dxa"/>
+              <w:right w:w="120" w:type="dxa"/>
+            </w:tcMar>
+          </w:tcPr>
+          <w:p>
+            <w:r>
+              <w:rPr>
+                <w:sz w:val="18"/>
+              </w:rPr>
+              <w:t>Time Management Skill Demonstration</w:t>
+            </w:r>
+          </w:p>
+        </w:tc>
+        <w:tc>
+          <w:tcPr>
+            <w:tcW w:type="dxa" w:w="1440"/>
+            <w:shd w:val="clear" w:color="auto" w:fill="EBF3FB"/>
+            <w:tcMar>
+              <w:top w:w="80" w:type="dxa"/>
+              <w:bottom w:w="80" w:type="dxa"/>
+              <w:left w:w="120" w:type="dxa"/>
+              <w:right w:w="120" w:type="dxa"/>
+            </w:tcMar>
+          </w:tcPr>
+          <w:p>
+            <w:r>
+              <w:rPr>
+                <w:sz w:val="18"/>
+              </w:rPr>
+              <w:t>binary</w:t>
+            </w:r>
+          </w:p>
+        </w:tc>
+        <w:tc>
+          <w:tcPr>
+            <w:tcW w:type="dxa" w:w="2160"/>
+            <w:shd w:val="clear" w:color="auto" w:fill="EBF3FB"/>
+            <w:tcMar>
+              <w:top w:w="80" w:type="dxa"/>
+              <w:bottom w:w="80" w:type="dxa"/>
+              <w:left w:w="120" w:type="dxa"/>
+              <w:right w:w="120" w:type="dxa"/>
+            </w:tcMar>
+          </w:tcPr>
+          <w:p>
+            <w:r>
+              <w:rPr>
+                <w:sz w:val="18"/>
+              </w:rPr>
+              <w:t>all</w:t>
+            </w:r>
+          </w:p>
+        </w:tc>
+        <w:tc>
+          <w:tcPr>
+            <w:tcW w:type="dxa" w:w="4320"/>
+            <w:shd w:val="clear" w:color="auto" w:fill="EBF3FB"/>
+            <w:tcMar>
+              <w:top w:w="80" w:type="dxa"/>
+              <w:bottom w:w="80" w:type="dxa"/>
+              <w:left w:w="120" w:type="dxa"/>
+              <w:right w:w="120" w:type="dxa"/>
+            </w:tcMar>
+          </w:tcPr>
+          <w:p>
+            <w:r>
+              <w:rPr>
+                <w:sz w:val="18"/>
+              </w:rPr>
+              <w:t>Whether the model accurately selects an option that shows effective time management during social interaction tasks.</w:t>
+            </w:r>
+          </w:p>
+        </w:tc>
+      </w:tr>
+      <w:tr>
+        <w:tc>
+          <w:tcPr>
+            <w:tcW w:type="dxa" w:w="2880"/>
+            <w:shd w:val="clear" w:color="auto" w:fill="FFFFFF"/>
+            <w:tcMar>
+              <w:top w:w="80" w:type="dxa"/>
+              <w:bottom w:w="80" w:type="dxa"/>
+              <w:left w:w="120" w:type="dxa"/>
+              <w:right w:w="120" w:type="dxa"/>
+            </w:tcMar>
+          </w:tcPr>
+          <w:p>
+            <w:r>
+              <w:rPr>
+                <w:sz w:val="18"/>
+              </w:rPr>
+              <w:t>metric_009</w:t>
+            </w:r>
+          </w:p>
+        </w:tc>
+        <w:tc>
+          <w:tcPr>
+            <w:tcW w:type="dxa" w:w="3600"/>
+            <w:shd w:val="clear" w:color="auto" w:fill="FFFFFF"/>
+            <w:tcMar>
+              <w:top w:w="80" w:type="dxa"/>
+              <w:bottom w:w="80" w:type="dxa"/>
+              <w:left w:w="120" w:type="dxa"/>
+              <w:right w:w="120" w:type="dxa"/>
+            </w:tcMar>
+          </w:tcPr>
+          <w:p>
+            <w:r>
+              <w:rPr>
+                <w:sz w:val="18"/>
+              </w:rPr>
+              <w:t>Task Commitment Expression</w:t>
+            </w:r>
+          </w:p>
+        </w:tc>
+        <w:tc>
+          <w:tcPr>
+            <w:tcW w:type="dxa" w:w="1440"/>
+            <w:shd w:val="clear" w:color="auto" w:fill="FFFFFF"/>
+            <w:tcMar>
+              <w:top w:w="80" w:type="dxa"/>
+              <w:bottom w:w="80" w:type="dxa"/>
+              <w:left w:w="120" w:type="dxa"/>
+              <w:right w:w="120" w:type="dxa"/>
+            </w:tcMar>
+          </w:tcPr>
+          <w:p>
+            <w:r>
+              <w:rPr>
+                <w:sz w:val="18"/>
+              </w:rPr>
+              <w:t>binary</w:t>
+            </w:r>
+          </w:p>
+        </w:tc>
+        <w:tc>
+          <w:tcPr>
+            <w:tcW w:type="dxa" w:w="2160"/>
+            <w:shd w:val="clear" w:color="auto" w:fill="FFFFFF"/>
+            <w:tcMar>
+              <w:top w:w="80" w:type="dxa"/>
+              <w:bottom w:w="80" w:type="dxa"/>
+              <w:left w:w="120" w:type="dxa"/>
+              <w:right w:w="120" w:type="dxa"/>
+            </w:tcMar>
+          </w:tcPr>
+          <w:p>
+            <w:r>
+              <w:rPr>
+                <w:sz w:val="18"/>
+              </w:rPr>
+              <w:t>all</w:t>
+            </w:r>
+          </w:p>
+        </w:tc>
+        <w:tc>
+          <w:tcPr>
+            <w:tcW w:type="dxa" w:w="4320"/>
+            <w:shd w:val="clear" w:color="auto" w:fill="FFFFFF"/>
+            <w:tcMar>
+              <w:top w:w="80" w:type="dxa"/>
+              <w:bottom w:w="80" w:type="dxa"/>
+              <w:left w:w="120" w:type="dxa"/>
+              <w:right w:w="120" w:type="dxa"/>
+            </w:tcMar>
+          </w:tcPr>
+          <w:p>
+            <w:r>
+              <w:rPr>
+                <w:sz w:val="18"/>
+              </w:rPr>
+              <w:t>Whether the model expresses readiness and commitment to complete the assigned tasks in its dialogue choices.</w:t>
+            </w:r>
+          </w:p>
+        </w:tc>
+      </w:tr>
+      <w:tr>
+        <w:tc>
+          <w:tcPr>
+            <w:tcW w:type="dxa" w:w="2880"/>
+            <w:shd w:val="clear" w:color="auto" w:fill="EBF3FB"/>
+            <w:tcMar>
+              <w:top w:w="80" w:type="dxa"/>
+              <w:bottom w:w="80" w:type="dxa"/>
+              <w:left w:w="120" w:type="dxa"/>
+              <w:right w:w="120" w:type="dxa"/>
+            </w:tcMar>
+          </w:tcPr>
+          <w:p>
+            <w:r>
+              <w:rPr>
+                <w:sz w:val="18"/>
+              </w:rPr>
+              <w:t>metric_010</w:t>
+            </w:r>
+          </w:p>
+        </w:tc>
+        <w:tc>
+          <w:tcPr>
+            <w:tcW w:type="dxa" w:w="3600"/>
+            <w:shd w:val="clear" w:color="auto" w:fill="EBF3FB"/>
+            <w:tcMar>
+              <w:top w:w="80" w:type="dxa"/>
+              <w:bottom w:w="80" w:type="dxa"/>
+              <w:left w:w="120" w:type="dxa"/>
+              <w:right w:w="120" w:type="dxa"/>
+            </w:tcMar>
+          </w:tcPr>
+          <w:p>
+            <w:r>
+              <w:rPr>
+                <w:sz w:val="18"/>
+              </w:rPr>
+              <w:t>Rule-Following Compliance</w:t>
+            </w:r>
+          </w:p>
+        </w:tc>
+        <w:tc>
+          <w:tcPr>
+            <w:tcW w:type="dxa" w:w="1440"/>
+            <w:shd w:val="clear" w:color="auto" w:fill="EBF3FB"/>
+            <w:tcMar>
+              <w:top w:w="80" w:type="dxa"/>
+              <w:bottom w:w="80" w:type="dxa"/>
+              <w:left w:w="120" w:type="dxa"/>
+              <w:right w:w="120" w:type="dxa"/>
+            </w:tcMar>
+          </w:tcPr>
+          <w:p>
+            <w:r>
+              <w:rPr>
+                <w:sz w:val="18"/>
+              </w:rPr>
+              <w:t>binary</w:t>
+            </w:r>
+          </w:p>
+        </w:tc>
+        <w:tc>
+          <w:tcPr>
+            <w:tcW w:type="dxa" w:w="2160"/>
+            <w:shd w:val="clear" w:color="auto" w:fill="EBF3FB"/>
+            <w:tcMar>
+              <w:top w:w="80" w:type="dxa"/>
+              <w:bottom w:w="80" w:type="dxa"/>
+              <w:left w:w="120" w:type="dxa"/>
+              <w:right w:w="120" w:type="dxa"/>
+            </w:tcMar>
+          </w:tcPr>
+          <w:p>
+            <w:r>
+              <w:rPr>
+                <w:sz w:val="18"/>
+              </w:rPr>
+              <w:t>all</w:t>
+            </w:r>
+          </w:p>
+        </w:tc>
+        <w:tc>
+          <w:tcPr>
+            <w:tcW w:type="dxa" w:w="4320"/>
+            <w:shd w:val="clear" w:color="auto" w:fill="EBF3FB"/>
+            <w:tcMar>
+              <w:top w:w="80" w:type="dxa"/>
+              <w:bottom w:w="80" w:type="dxa"/>
+              <w:left w:w="120" w:type="dxa"/>
+              <w:right w:w="120" w:type="dxa"/>
+            </w:tcMar>
+          </w:tcPr>
+          <w:p>
+            <w:r>
+              <w:rPr>
+                <w:sz w:val="18"/>
+              </w:rPr>
+              <w:t>Whether the model's response aligns with established rules or guidelines set in the scenario.</w:t>
+            </w:r>
+          </w:p>
+        </w:tc>
+      </w:tr>
+      <w:tr>
+        <w:tc>
+          <w:tcPr>
+            <w:tcW w:type="dxa" w:w="2880"/>
+            <w:shd w:val="clear" w:color="auto" w:fill="FFFFFF"/>
+            <w:tcMar>
+              <w:top w:w="80" w:type="dxa"/>
+              <w:bottom w:w="80" w:type="dxa"/>
+              <w:left w:w="120" w:type="dxa"/>
+              <w:right w:w="120" w:type="dxa"/>
+            </w:tcMar>
+          </w:tcPr>
+          <w:p>
+            <w:r>
+              <w:rPr>
+                <w:sz w:val="18"/>
+              </w:rPr>
+              <w:t>metric_011</w:t>
+            </w:r>
+          </w:p>
+        </w:tc>
+        <w:tc>
+          <w:tcPr>
+            <w:tcW w:type="dxa" w:w="3600"/>
+            <w:shd w:val="clear" w:color="auto" w:fill="FFFFFF"/>
+            <w:tcMar>
+              <w:top w:w="80" w:type="dxa"/>
+              <w:bottom w:w="80" w:type="dxa"/>
+              <w:left w:w="120" w:type="dxa"/>
+              <w:right w:w="120" w:type="dxa"/>
+            </w:tcMar>
+          </w:tcPr>
+          <w:p>
+            <w:r>
+              <w:rPr>
+                <w:sz w:val="18"/>
+              </w:rPr>
+              <w:t>Avoidance of Misleading Distractors</w:t>
+            </w:r>
+          </w:p>
+        </w:tc>
+        <w:tc>
+          <w:tcPr>
+            <w:tcW w:type="dxa" w:w="1440"/>
+            <w:shd w:val="clear" w:color="auto" w:fill="FFFFFF"/>
+            <w:tcMar>
+              <w:top w:w="80" w:type="dxa"/>
+              <w:bottom w:w="80" w:type="dxa"/>
+              <w:left w:w="120" w:type="dxa"/>
+              <w:right w:w="120" w:type="dxa"/>
+            </w:tcMar>
+          </w:tcPr>
+          <w:p>
+            <w:r>
+              <w:rPr>
+                <w:sz w:val="18"/>
+              </w:rPr>
+              <w:t>binary</w:t>
+            </w:r>
+          </w:p>
+        </w:tc>
+        <w:tc>
+          <w:tcPr>
+            <w:tcW w:type="dxa" w:w="2160"/>
+            <w:shd w:val="clear" w:color="auto" w:fill="FFFFFF"/>
+            <w:tcMar>
+              <w:top w:w="80" w:type="dxa"/>
+              <w:bottom w:w="80" w:type="dxa"/>
+              <w:left w:w="120" w:type="dxa"/>
+              <w:right w:w="120" w:type="dxa"/>
+            </w:tcMar>
+          </w:tcPr>
+          <w:p>
+            <w:r>
+              <w:rPr>
+                <w:sz w:val="18"/>
+              </w:rPr>
+              <w:t>all</w:t>
+            </w:r>
+          </w:p>
+        </w:tc>
+        <w:tc>
+          <w:tcPr>
+            <w:tcW w:type="dxa" w:w="4320"/>
+            <w:shd w:val="clear" w:color="auto" w:fill="FFFFFF"/>
+            <w:tcMar>
+              <w:top w:w="80" w:type="dxa"/>
+              <w:bottom w:w="80" w:type="dxa"/>
+              <w:left w:w="120" w:type="dxa"/>
+              <w:right w:w="120" w:type="dxa"/>
+            </w:tcMar>
+          </w:tcPr>
+          <w:p>
+            <w:r>
+              <w:rPr>
+                <w:sz w:val="18"/>
+              </w:rPr>
+              <w:t>Whether the model avoids selecting a plausible but ultimately incorrect distractor in its response.</w:t>
+            </w:r>
+          </w:p>
+        </w:tc>
+      </w:tr>
+      <w:tr>
+        <w:tc>
+          <w:tcPr>
+            <w:tcW w:type="dxa" w:w="2880"/>
+            <w:shd w:val="clear" w:color="auto" w:fill="EBF3FB"/>
+            <w:tcMar>
+              <w:top w:w="80" w:type="dxa"/>
+              <w:bottom w:w="80" w:type="dxa"/>
+              <w:left w:w="120" w:type="dxa"/>
+              <w:right w:w="120" w:type="dxa"/>
+            </w:tcMar>
+          </w:tcPr>
+          <w:p>
+            <w:r>
+              <w:rPr>
+                <w:sz w:val="18"/>
+              </w:rPr>
+              <w:t>metric_012</w:t>
+            </w:r>
+          </w:p>
+        </w:tc>
+        <w:tc>
+          <w:tcPr>
+            <w:tcW w:type="dxa" w:w="3600"/>
+            <w:shd w:val="clear" w:color="auto" w:fill="EBF3FB"/>
+            <w:tcMar>
+              <w:top w:w="80" w:type="dxa"/>
+              <w:bottom w:w="80" w:type="dxa"/>
+              <w:left w:w="120" w:type="dxa"/>
+              <w:right w:w="120" w:type="dxa"/>
+            </w:tcMar>
+          </w:tcPr>
+          <w:p>
+            <w:r>
+              <w:rPr>
+                <w:sz w:val="18"/>
+              </w:rPr>
+              <w:t>Effectiveness of Ethical Decision-Making</w:t>
+            </w:r>
+          </w:p>
+        </w:tc>
+        <w:tc>
+          <w:tcPr>
+            <w:tcW w:type="dxa" w:w="1440"/>
+            <w:shd w:val="clear" w:color="auto" w:fill="EBF3FB"/>
+            <w:tcMar>
+              <w:top w:w="80" w:type="dxa"/>
+              <w:bottom w:w="80" w:type="dxa"/>
+              <w:left w:w="120" w:type="dxa"/>
+              <w:right w:w="120" w:type="dxa"/>
+            </w:tcMar>
+          </w:tcPr>
+          <w:p>
+            <w:r>
+              <w:rPr>
+                <w:sz w:val="18"/>
+              </w:rPr>
+              <w:t>binary</w:t>
+            </w:r>
+          </w:p>
+        </w:tc>
+        <w:tc>
+          <w:tcPr>
+            <w:tcW w:type="dxa" w:w="2160"/>
+            <w:shd w:val="clear" w:color="auto" w:fill="EBF3FB"/>
+            <w:tcMar>
+              <w:top w:w="80" w:type="dxa"/>
+              <w:bottom w:w="80" w:type="dxa"/>
+              <w:left w:w="120" w:type="dxa"/>
+              <w:right w:w="120" w:type="dxa"/>
+            </w:tcMar>
+          </w:tcPr>
+          <w:p>
+            <w:r>
+              <w:rPr>
+                <w:sz w:val="18"/>
+              </w:rPr>
+              <w:t>all</w:t>
+            </w:r>
+          </w:p>
+        </w:tc>
+        <w:tc>
+          <w:tcPr>
+            <w:tcW w:type="dxa" w:w="4320"/>
+            <w:shd w:val="clear" w:color="auto" w:fill="EBF3FB"/>
+            <w:tcMar>
+              <w:top w:w="80" w:type="dxa"/>
+              <w:bottom w:w="80" w:type="dxa"/>
+              <w:left w:w="120" w:type="dxa"/>
+              <w:right w:w="120" w:type="dxa"/>
+            </w:tcMar>
+          </w:tcPr>
+          <w:p>
+            <w:r>
+              <w:rPr>
+                <w:sz w:val="18"/>
+              </w:rPr>
+              <w:t>Whether the model selects an ethically sound response that considers the moral context of the scenario.</w:t>
             </w:r>
           </w:p>
         </w:tc>
@@ -487,7 +1507,7 @@
           <w:color w:val="1F5496"/>
           <w:sz w:val="44"/>
         </w:rPr>
-        <w:t>★ Resolving a Workplace Dispute</w:t>
+        <w:t>★ Workplace Conflict Resolution During a Meeting</w:t>
       </w:r>
     </w:p>
     <w:p>
@@ -578,7 +1598,7 @@
           <w:i w:val="0"/>
           <w:sz w:val="18"/>
         </w:rPr>
-        <w:t>A user is involved in a conflict with a coworker over project responsibilities. The situation escalates, affecting team morale and productivity.</w:t>
+        <w:t>In a collaborative workplace meeting, tensions rise due to differing opinions on project direction. Participants need to navigate the conversation to find a mutually agreeable solution, maintain team cohesion, and stay on track with project deadlines.</w:t>
       </w:r>
     </w:p>
     <w:p>
@@ -603,7 +1623,7 @@
           <w:i w:val="0"/>
           <w:sz w:val="18"/>
         </w:rPr>
-        <w:t>Raj is an Indian male in his early 30s, working as a software developer in a diverse IT team. He is motivated and values teamwork, yet finds himself increasingly stressed due to overlapping responsibilities and cultural misunderstandings with a colleague. Raj aims to resolve the situation by acknowledging diverse perspectives while ensuring the project's success and maintaining a supportive team environment.</w:t>
+        <w:t>The user is a male professional in his late 30s who is deeply experienced in project management within a multicultural corporate environment. He is of Afro-Caribbean descent and is known for his diplomatic skills and ability to mediate effectively in tense situations. Today, he faces a challenge in navigating a disagreement among his project team, which consists of diverse cultural backgrounds. With the expertise in fostering inclusive conversations, he must ensure that every team member's perspective is acknowledged while aligning the team towards a time-sensitive project deadline.</w:t>
       </w:r>
     </w:p>
     <w:p>
@@ -628,7 +1648,7 @@
           <w:i w:val="0"/>
           <w:sz w:val="18"/>
         </w:rPr>
-        <w:t>To resolve misunderstandings with the coworker and restore a positive team dynamic without compromising work quality.</w:t>
+        <w:t>To facilitate a resolution that balances differing opinions and keeps the project on schedule.</w:t>
       </w:r>
     </w:p>
     <w:p>
@@ -738,7 +1758,7 @@
               <w:rPr>
                 <w:sz w:val="18"/>
               </w:rPr>
-              <w:t>Raj acknowledges his coworker's cultural background and project insights, expressing his willingness to find a mutually beneficial solution.</w:t>
+              <w:t>Express an understanding of the cultural nuances influencing each team member's viewpoint, and introduce a balanced proposal that incorporates key elements from both sides of the argument. Use your cultural competency to present a compromise that respects the diverse perspectives.</w:t>
             </w:r>
           </w:p>
         </w:tc>
@@ -781,7 +1801,50 @@
               <w:rPr>
                 <w:sz w:val="18"/>
               </w:rPr>
-              <w:t>Raj suggests arranging a meeting with the project manager to mediate the discussion, clearly defining each team member's roles and responsibilities while reinforcing the importance of cultural sensitivity.</w:t>
+              <w:t>Ask direct yet respectful questions to draw out contributions from team members who may feel overshadowed in the discussion, specifically acknowledging any cultural expressions that reflect their concerns. Highlight how these elements can contribute to a richer project outcome.</w:t>
+            </w:r>
+          </w:p>
+        </w:tc>
+      </w:tr>
+      <w:tr>
+        <w:tc>
+          <w:tcPr>
+            <w:tcW w:type="dxa" w:w="792"/>
+            <w:shd w:val="clear" w:color="auto" w:fill="FFF3CD"/>
+            <w:tcMar>
+              <w:top w:w="80" w:type="dxa"/>
+              <w:bottom w:w="80" w:type="dxa"/>
+              <w:left w:w="120" w:type="dxa"/>
+              <w:right w:w="120" w:type="dxa"/>
+            </w:tcMar>
+          </w:tcPr>
+          <w:p>
+            <w:r>
+              <w:rPr>
+                <w:color w:val="D47A00"/>
+                <w:sz w:val="18"/>
+              </w:rPr>
+              <w:t>6</w:t>
+            </w:r>
+          </w:p>
+        </w:tc>
+        <w:tc>
+          <w:tcPr>
+            <w:tcW w:type="dxa" w:w="12686"/>
+            <w:shd w:val="clear" w:color="auto" w:fill="FFF3CD"/>
+            <w:tcMar>
+              <w:top w:w="80" w:type="dxa"/>
+              <w:bottom w:w="80" w:type="dxa"/>
+              <w:left w:w="120" w:type="dxa"/>
+              <w:right w:w="120" w:type="dxa"/>
+            </w:tcMar>
+          </w:tcPr>
+          <w:p>
+            <w:r>
+              <w:rPr>
+                <w:sz w:val="18"/>
+              </w:rPr>
+              <w:t>Articulate a clear plan that places emphasis on the collective deadline goals, while addressing any cultural values related to teamwork and accountability. This plan should include a structured decision-making process acceptable to all parties, ensuring that the project remains on schedule.</w:t>
             </w:r>
           </w:p>
         </w:tc>
@@ -889,7 +1952,7 @@
           <w:color w:val="D47A00"/>
           <w:sz w:val="16"/>
         </w:rPr>
-        <w:t>Landmark: Raj acknowledges his coworker's cultural background and project insights, expressing his willingness to find a mutually beneficial solution.</w:t>
+        <w:t>Landmark: Express an understanding of the cultural nuances influencing each team member's viewpoint, and introduce a balanced proposal that incorporates key elements from both sides of the argument. Use your cultural competency to present a compromise that respects the diverse perspectives.</w:t>
       </w:r>
     </w:p>
     <w:p>
@@ -1016,7 +2079,7 @@
           <w:color w:val="D47A00"/>
           <w:sz w:val="16"/>
         </w:rPr>
-        <w:t>Landmark: Raj suggests arranging a meeting with the project manager to mediate the discussion, clearly defining each team member's roles and responsibilities while reinforcing the importance of cultural sensitivity.</w:t>
+        <w:t>Landmark: Ask direct yet respectful questions to draw out contributions from team members who may feel overshadowed in the discussion, specifically acknowledging any cultural expressions that reflect their concerns. Highlight how these elements can contribute to a richer project outcome.</w:t>
       </w:r>
     </w:p>
     <w:p>
@@ -1127,7 +2190,7 @@
           <w:color w:val="1F5496"/>
           <w:sz w:val="44"/>
         </w:rPr>
-        <w:t>★ Resolving a Workplace Dispute</w:t>
+        <w:t>★ Workplace Conflict Resolution During a Meeting</w:t>
       </w:r>
     </w:p>
     <w:p>
@@ -1218,7 +2281,7 @@
           <w:i w:val="0"/>
           <w:sz w:val="18"/>
         </w:rPr>
-        <w:t>A user is involved in a conflict with a coworker over project responsibilities. The situation escalates, affecting team morale and productivity.</w:t>
+        <w:t>In a collaborative workplace meeting, tensions rise due to differing opinions on project direction. Participants need to navigate the conversation to find a mutually agreeable solution, maintain team cohesion, and stay on track with project deadlines.</w:t>
       </w:r>
     </w:p>
     <w:p>
@@ -1243,7 +2306,7 @@
           <w:i w:val="0"/>
           <w:sz w:val="18"/>
         </w:rPr>
-        <w:t>Raj is an Indian male in his early 30s, working as a software developer in a diverse IT team. He is motivated and values teamwork, yet finds himself increasingly stressed due to overlapping responsibilities and cultural misunderstandings with a colleague. Raj aims to resolve the situation by acknowledging diverse perspectives while ensuring the project's success and maintaining a supportive team environment.</w:t>
+        <w:t>The user is a male professional in his late 30s who is deeply experienced in project management within a multicultural corporate environment. He is of Afro-Caribbean descent and is known for his diplomatic skills and ability to mediate effectively in tense situations. Today, he faces a challenge in navigating a disagreement among his project team, which consists of diverse cultural backgrounds. With the expertise in fostering inclusive conversations, he must ensure that every team member's perspective is acknowledged while aligning the team towards a time-sensitive project deadline.</w:t>
       </w:r>
     </w:p>
     <w:p>
@@ -1268,7 +2331,7 @@
           <w:i w:val="0"/>
           <w:sz w:val="18"/>
         </w:rPr>
-        <w:t>To resolve misunderstandings with the coworker and restore a positive team dynamic without compromising work quality.</w:t>
+        <w:t>To facilitate a resolution that balances differing opinions and keeps the project on schedule.</w:t>
       </w:r>
     </w:p>
     <w:p>
@@ -1378,7 +2441,7 @@
               <w:rPr>
                 <w:sz w:val="18"/>
               </w:rPr>
-              <w:t>Raj acknowledges his coworker's cultural background and project insights, expressing his willingness to find a mutually beneficial solution.</w:t>
+              <w:t>Express an understanding of the cultural nuances influencing each team member's viewpoint, and introduce a balanced proposal that incorporates key elements from both sides of the argument. Use your cultural competency to present a compromise that respects the diverse perspectives.</w:t>
             </w:r>
           </w:p>
         </w:tc>
@@ -1421,7 +2484,50 @@
               <w:rPr>
                 <w:sz w:val="18"/>
               </w:rPr>
-              <w:t>Raj suggests arranging a meeting with the project manager to mediate the discussion, clearly defining each team member's roles and responsibilities while reinforcing the importance of cultural sensitivity.</w:t>
+              <w:t>Ask direct yet respectful questions to draw out contributions from team members who may feel overshadowed in the discussion, specifically acknowledging any cultural expressions that reflect their concerns. Highlight how these elements can contribute to a richer project outcome.</w:t>
+            </w:r>
+          </w:p>
+        </w:tc>
+      </w:tr>
+      <w:tr>
+        <w:tc>
+          <w:tcPr>
+            <w:tcW w:type="dxa" w:w="792"/>
+            <w:shd w:val="clear" w:color="auto" w:fill="FFF3CD"/>
+            <w:tcMar>
+              <w:top w:w="80" w:type="dxa"/>
+              <w:bottom w:w="80" w:type="dxa"/>
+              <w:left w:w="120" w:type="dxa"/>
+              <w:right w:w="120" w:type="dxa"/>
+            </w:tcMar>
+          </w:tcPr>
+          <w:p>
+            <w:r>
+              <w:rPr>
+                <w:color w:val="D47A00"/>
+                <w:sz w:val="18"/>
+              </w:rPr>
+              <w:t>6</w:t>
+            </w:r>
+          </w:p>
+        </w:tc>
+        <w:tc>
+          <w:tcPr>
+            <w:tcW w:type="dxa" w:w="12686"/>
+            <w:shd w:val="clear" w:color="auto" w:fill="FFF3CD"/>
+            <w:tcMar>
+              <w:top w:w="80" w:type="dxa"/>
+              <w:bottom w:w="80" w:type="dxa"/>
+              <w:left w:w="120" w:type="dxa"/>
+              <w:right w:w="120" w:type="dxa"/>
+            </w:tcMar>
+          </w:tcPr>
+          <w:p>
+            <w:r>
+              <w:rPr>
+                <w:sz w:val="18"/>
+              </w:rPr>
+              <w:t>Articulate a clear plan that places emphasis on the collective deadline goals, while addressing any cultural values related to teamwork and accountability. This plan should include a structured decision-making process acceptable to all parties, ensuring that the project remains on schedule.</w:t>
             </w:r>
           </w:p>
         </w:tc>
@@ -1529,7 +2635,7 @@
           <w:color w:val="D47A00"/>
           <w:sz w:val="16"/>
         </w:rPr>
-        <w:t>Landmark: Raj acknowledges his coworker's cultural background and project insights, expressing his willingness to find a mutually beneficial solution.</w:t>
+        <w:t>Landmark: Express an understanding of the cultural nuances influencing each team member's viewpoint, and introduce a balanced proposal that incorporates key elements from both sides of the argument. Use your cultural competency to present a compromise that respects the diverse perspectives.</w:t>
       </w:r>
     </w:p>
     <w:p>
@@ -1656,7 +2762,7 @@
           <w:color w:val="D47A00"/>
           <w:sz w:val="16"/>
         </w:rPr>
-        <w:t>Landmark: Raj suggests arranging a meeting with the project manager to mediate the discussion, clearly defining each team member's roles and responsibilities while reinforcing the importance of cultural sensitivity.</w:t>
+        <w:t>Landmark: Ask direct yet respectful questions to draw out contributions from team members who may feel overshadowed in the discussion, specifically acknowledging any cultural expressions that reflect their concerns. Highlight how these elements can contribute to a richer project outcome.</w:t>
       </w:r>
     </w:p>
     <w:p>
@@ -1772,7 +2878,7 @@
           <w:color w:val="1F5496"/>
           <w:sz w:val="44"/>
         </w:rPr>
-        <w:t>★ Facilitating a Family Decision-Making Process</w:t>
+        <w:t>★ Navigating a Social Gathering as a Newcomer</w:t>
       </w:r>
     </w:p>
     <w:p>
@@ -1863,7 +2969,7 @@
           <w:i w:val="0"/>
           <w:sz w:val="18"/>
         </w:rPr>
-        <w:t>The user needs to help family members decide on a vacation destination suitable for everyone, considering diverse preferences and budget constraints.</w:t>
+        <w:t>In a social gathering where most people know each other, a newcomer must build rapport and integrate into the group. Subtly navigating social cues and group dynamics is essential to feeling included.</w:t>
       </w:r>
     </w:p>
     <w:p>
@@ -1888,7 +2994,7 @@
           <w:i w:val="0"/>
           <w:sz w:val="18"/>
         </w:rPr>
-        <w:t>He is a 35-year-old Hispanic male playing a crucial role in planning his family's annual vacation. As a devoted father and husband, he seeks to harmonize the diverse wishes of his wife and two teenage children. Understanding the importance of cultural heritage and family unity, he balances modern aspirations with traditional values. He is determined to create an unforgettable experience that everyone will cherish, ensuring an open dialogue and equal contribution from each family member.</w:t>
+        <w:t>He is a 30-year-old male attending his first social event in a multicultural environment that primarily consists of professionals in his industry. As someone who values engaging conversations, he is keen on understanding diverse perspectives. Having grown up in a diverse neighborhood, he appreciates cultural differences and uses this understanding to strengthen connections. Attending the event solo, he is confident yet considerate, looking to make a genuine impression without coming off as intrusive.</w:t>
       </w:r>
     </w:p>
     <w:p>
@@ -1913,7 +3019,7 @@
           <w:i w:val="0"/>
           <w:sz w:val="18"/>
         </w:rPr>
-        <w:t>To choose a vacation destination that satisfies all family members while staying within budget and making sure everyone feels heard and valued.</w:t>
+        <w:t>To successfully engage in conversation and form new connections with multiple attendees, leaving a positive impression.</w:t>
       </w:r>
     </w:p>
     <w:p>
@@ -2003,7 +3109,7 @@
                 <w:color w:val="D47A00"/>
                 <w:sz w:val="18"/>
               </w:rPr>
-              <w:t>3</w:t>
+              <w:t>1</w:t>
             </w:r>
           </w:p>
         </w:tc>
@@ -2023,7 +3129,7 @@
               <w:rPr>
                 <w:sz w:val="18"/>
               </w:rPr>
-              <w:t>Encourage the family to share individual vacation memories and dream destinations, emphasizing everyone's input.</w:t>
+              <w:t>Approach a group discussing a recent industry trend, introduce himself with a friendly smile, and share a relevant anecdote from his own work experience.</w:t>
             </w:r>
           </w:p>
         </w:tc>
@@ -2046,7 +3152,7 @@
                 <w:color w:val="D47A00"/>
                 <w:sz w:val="18"/>
               </w:rPr>
-              <w:t>5</w:t>
+              <w:t>3</w:t>
             </w:r>
           </w:p>
         </w:tc>
@@ -2066,7 +3172,50 @@
               <w:rPr>
                 <w:sz w:val="18"/>
               </w:rPr>
-              <w:t>Organize a family video call to review potential destinations and let everyone express their thoughts, employing a democratic choice method to reach a consensus.</w:t>
+              <w:t>Foster a meaningful exchange by drawing from his cultural understanding to acknowledge different viewpoints, and pose open-ended questions that invite deeper discussion.</w:t>
+            </w:r>
+          </w:p>
+        </w:tc>
+      </w:tr>
+      <w:tr>
+        <w:tc>
+          <w:tcPr>
+            <w:tcW w:type="dxa" w:w="792"/>
+            <w:shd w:val="clear" w:color="auto" w:fill="FFF3CD"/>
+            <w:tcMar>
+              <w:top w:w="80" w:type="dxa"/>
+              <w:bottom w:w="80" w:type="dxa"/>
+              <w:left w:w="120" w:type="dxa"/>
+              <w:right w:w="120" w:type="dxa"/>
+            </w:tcMar>
+          </w:tcPr>
+          <w:p>
+            <w:r>
+              <w:rPr>
+                <w:color w:val="D47A00"/>
+                <w:sz w:val="18"/>
+              </w:rPr>
+              <w:t>5</w:t>
+            </w:r>
+          </w:p>
+        </w:tc>
+        <w:tc>
+          <w:tcPr>
+            <w:tcW w:type="dxa" w:w="12686"/>
+            <w:shd w:val="clear" w:color="auto" w:fill="FFF3CD"/>
+            <w:tcMar>
+              <w:top w:w="80" w:type="dxa"/>
+              <w:bottom w:w="80" w:type="dxa"/>
+              <w:left w:w="120" w:type="dxa"/>
+              <w:right w:w="120" w:type="dxa"/>
+            </w:tcMar>
+          </w:tcPr>
+          <w:p>
+            <w:r>
+              <w:rPr>
+                <w:sz w:val="18"/>
+              </w:rPr>
+              <w:t>Highlight a shared professional interest with another attendee, suggest a potential collaboration idea, and offer to exchange contact details for future networking opportunities.</w:t>
             </w:r>
           </w:p>
         </w:tc>
@@ -2096,24 +3245,39 @@
     </w:p>
     <w:p>
       <w:pPr>
-        <w:spacing w:before="120" w:after="20"/>
+        <w:spacing w:before="200" w:after="20"/>
       </w:pPr>
       <w:r>
         <w:rPr>
           <w:b/>
-          <w:color w:val="666666"/>
+          <w:color w:val="D47A00"/>
           <w:sz w:val="18"/>
         </w:rPr>
-        <w:t>Turn 1  —  USER</w:t>
+        <w:t>★ Turn 1  —  USER</w:t>
       </w:r>
     </w:p>
     <w:p>
       <w:pPr>
-        <w:spacing w:before="0" w:after="80"/>
+        <w:spacing w:before="0" w:after="40"/>
         <w:ind w:left="288"/>
       </w:pPr>
       <w:r>
         <w:rPr>
+          <w:i/>
+          <w:color w:val="D47A00"/>
+          <w:sz w:val="16"/>
+        </w:rPr>
+        <w:t>Landmark: Approach a group discussing a recent industry trend, introduce himself with a friendly smile, and share a relevant anecdote from his own work experience.</w:t>
+      </w:r>
+    </w:p>
+    <w:p>
+      <w:pPr>
+        <w:spacing w:before="0" w:after="200"/>
+        <w:ind w:left="288"/>
+      </w:pPr>
+      <w:r>
+        <w:rPr>
+          <w:color w:val="333333"/>
           <w:sz w:val="18"/>
         </w:rPr>
         <w:t>Hi there! I'm in the early stages of planning our family's annual vacation. I want to make sure we choose a destination that everyone in my family can enjoy, but also stay within our budget. Could you help brainstorm some ideas?</w:t>
@@ -2254,7 +3418,7 @@
           <w:color w:val="D47A00"/>
           <w:sz w:val="16"/>
         </w:rPr>
-        <w:t>Landmark: Encourage the family to share individual vacation memories and dream destinations, emphasizing everyone's input.</w:t>
+        <w:t>Landmark: Foster a meaningful exchange by drawing from his cultural understanding to acknowledge different viewpoints, and pose open-ended questions that invite deeper discussion.</w:t>
       </w:r>
     </w:p>
     <w:p>
@@ -2396,7 +3560,7 @@
           <w:color w:val="D47A00"/>
           <w:sz w:val="16"/>
         </w:rPr>
-        <w:t>Landmark: Organize a family video call to review potential destinations and let everyone express their thoughts, employing a democratic choice method to reach a consensus.</w:t>
+        <w:t>Landmark: Highlight a shared professional interest with another attendee, suggest a potential collaboration idea, and offer to exchange contact details for future networking opportunities.</w:t>
       </w:r>
     </w:p>
     <w:p>
@@ -2454,7 +3618,7 @@
           <w:color w:val="1F5496"/>
           <w:sz w:val="44"/>
         </w:rPr>
-        <w:t>★ Facilitating a Family Decision-Making Process</w:t>
+        <w:t>★ Navigating a Social Gathering as a Newcomer</w:t>
       </w:r>
     </w:p>
     <w:p>
@@ -2545,7 +3709,7 @@
           <w:i w:val="0"/>
           <w:sz w:val="18"/>
         </w:rPr>
-        <w:t>The user needs to help family members decide on a vacation destination suitable for everyone, considering diverse preferences and budget constraints.</w:t>
+        <w:t>In a social gathering where most people know each other, a newcomer must build rapport and integrate into the group. Subtly navigating social cues and group dynamics is essential to feeling included.</w:t>
       </w:r>
     </w:p>
     <w:p>
@@ -2570,7 +3734,7 @@
           <w:i w:val="0"/>
           <w:sz w:val="18"/>
         </w:rPr>
-        <w:t>He is a 35-year-old Hispanic male playing a crucial role in planning his family's annual vacation. As a devoted father and husband, he seeks to harmonize the diverse wishes of his wife and two teenage children. Understanding the importance of cultural heritage and family unity, he balances modern aspirations with traditional values. He is determined to create an unforgettable experience that everyone will cherish, ensuring an open dialogue and equal contribution from each family member.</w:t>
+        <w:t>He is a 30-year-old male attending his first social event in a multicultural environment that primarily consists of professionals in his industry. As someone who values engaging conversations, he is keen on understanding diverse perspectives. Having grown up in a diverse neighborhood, he appreciates cultural differences and uses this understanding to strengthen connections. Attending the event solo, he is confident yet considerate, looking to make a genuine impression without coming off as intrusive.</w:t>
       </w:r>
     </w:p>
     <w:p>
@@ -2595,7 +3759,7 @@
           <w:i w:val="0"/>
           <w:sz w:val="18"/>
         </w:rPr>
-        <w:t>To choose a vacation destination that satisfies all family members while staying within budget and making sure everyone feels heard and valued.</w:t>
+        <w:t>To successfully engage in conversation and form new connections with multiple attendees, leaving a positive impression.</w:t>
       </w:r>
     </w:p>
     <w:p>
@@ -2685,7 +3849,7 @@
                 <w:color w:val="D47A00"/>
                 <w:sz w:val="18"/>
               </w:rPr>
-              <w:t>3</w:t>
+              <w:t>1</w:t>
             </w:r>
           </w:p>
         </w:tc>
@@ -2705,7 +3869,7 @@
               <w:rPr>
                 <w:sz w:val="18"/>
               </w:rPr>
-              <w:t>Encourage the family to share individual vacation memories and dream destinations, emphasizing everyone's input.</w:t>
+              <w:t>Approach a group discussing a recent industry trend, introduce himself with a friendly smile, and share a relevant anecdote from his own work experience.</w:t>
             </w:r>
           </w:p>
         </w:tc>
@@ -2728,7 +3892,7 @@
                 <w:color w:val="D47A00"/>
                 <w:sz w:val="18"/>
               </w:rPr>
-              <w:t>5</w:t>
+              <w:t>3</w:t>
             </w:r>
           </w:p>
         </w:tc>
@@ -2748,7 +3912,50 @@
               <w:rPr>
                 <w:sz w:val="18"/>
               </w:rPr>
-              <w:t>Organize a family video call to review potential destinations and let everyone express their thoughts, employing a democratic choice method to reach a consensus.</w:t>
+              <w:t>Foster a meaningful exchange by drawing from his cultural understanding to acknowledge different viewpoints, and pose open-ended questions that invite deeper discussion.</w:t>
+            </w:r>
+          </w:p>
+        </w:tc>
+      </w:tr>
+      <w:tr>
+        <w:tc>
+          <w:tcPr>
+            <w:tcW w:type="dxa" w:w="792"/>
+            <w:shd w:val="clear" w:color="auto" w:fill="FFF3CD"/>
+            <w:tcMar>
+              <w:top w:w="80" w:type="dxa"/>
+              <w:bottom w:w="80" w:type="dxa"/>
+              <w:left w:w="120" w:type="dxa"/>
+              <w:right w:w="120" w:type="dxa"/>
+            </w:tcMar>
+          </w:tcPr>
+          <w:p>
+            <w:r>
+              <w:rPr>
+                <w:color w:val="D47A00"/>
+                <w:sz w:val="18"/>
+              </w:rPr>
+              <w:t>5</w:t>
+            </w:r>
+          </w:p>
+        </w:tc>
+        <w:tc>
+          <w:tcPr>
+            <w:tcW w:type="dxa" w:w="12686"/>
+            <w:shd w:val="clear" w:color="auto" w:fill="FFF3CD"/>
+            <w:tcMar>
+              <w:top w:w="80" w:type="dxa"/>
+              <w:bottom w:w="80" w:type="dxa"/>
+              <w:left w:w="120" w:type="dxa"/>
+              <w:right w:w="120" w:type="dxa"/>
+            </w:tcMar>
+          </w:tcPr>
+          <w:p>
+            <w:r>
+              <w:rPr>
+                <w:sz w:val="18"/>
+              </w:rPr>
+              <w:t>Highlight a shared professional interest with another attendee, suggest a potential collaboration idea, and offer to exchange contact details for future networking opportunities.</w:t>
             </w:r>
           </w:p>
         </w:tc>
@@ -2778,24 +3985,39 @@
     </w:p>
     <w:p>
       <w:pPr>
-        <w:spacing w:before="120" w:after="20"/>
+        <w:spacing w:before="200" w:after="20"/>
       </w:pPr>
       <w:r>
         <w:rPr>
           <w:b/>
-          <w:color w:val="666666"/>
+          <w:color w:val="D47A00"/>
           <w:sz w:val="18"/>
         </w:rPr>
-        <w:t>Turn 1  —  USER</w:t>
+        <w:t>★ Turn 1  —  USER</w:t>
       </w:r>
     </w:p>
     <w:p>
       <w:pPr>
-        <w:spacing w:before="0" w:after="80"/>
+        <w:spacing w:before="0" w:after="40"/>
         <w:ind w:left="288"/>
       </w:pPr>
       <w:r>
         <w:rPr>
+          <w:i/>
+          <w:color w:val="D47A00"/>
+          <w:sz w:val="16"/>
+        </w:rPr>
+        <w:t>Landmark: Approach a group discussing a recent industry trend, introduce himself with a friendly smile, and share a relevant anecdote from his own work experience.</w:t>
+      </w:r>
+    </w:p>
+    <w:p>
+      <w:pPr>
+        <w:spacing w:before="0" w:after="200"/>
+        <w:ind w:left="288"/>
+      </w:pPr>
+      <w:r>
+        <w:rPr>
+          <w:color w:val="333333"/>
           <w:sz w:val="18"/>
         </w:rPr>
         <w:t>Hi there! I'm in the early stages of planning our family's annual vacation. I want to make sure we choose a destination that everyone in my family can enjoy, but also stay within our budget. Could you help brainstorm some ideas?</w:t>
@@ -2936,7 +4158,7 @@
           <w:color w:val="D47A00"/>
           <w:sz w:val="16"/>
         </w:rPr>
-        <w:t>Landmark: Encourage the family to share individual vacation memories and dream destinations, emphasizing everyone's input.</w:t>
+        <w:t>Landmark: Foster a meaningful exchange by drawing from his cultural understanding to acknowledge different viewpoints, and pose open-ended questions that invite deeper discussion.</w:t>
       </w:r>
     </w:p>
     <w:p>
@@ -3078,7 +4300,7 @@
           <w:color w:val="D47A00"/>
           <w:sz w:val="16"/>
         </w:rPr>
-        <w:t>Landmark: Organize a family video call to review potential destinations and let everyone express their thoughts, employing a democratic choice method to reach a consensus.</w:t>
+        <w:t>Landmark: Highlight a shared professional interest with another attendee, suggest a potential collaboration idea, and offer to exchange contact details for future networking opportunities.</w:t>
       </w:r>
     </w:p>
     <w:p>
@@ -3123,6 +4345,1555 @@
         <w:br/>
         <w:br/>
         <w:t>If any questions or needs arise as you continue with the planning, don’t hesitate to ask. I wish you and your family a successful meeting and an unforgettable vacation ahead! Enjoy the anticipation and camaraderie along the way!</w:t>
+      </w:r>
+    </w:p>
+    <w:p/>
+    <w:p>
+      <w:r>
+        <w:br/>
+      </w:r>
+    </w:p>
+    <w:p>
+      <w:pPr>
+        <w:spacing w:before="120" w:after="80"/>
+      </w:pPr>
+      <w:r>
+        <w:rPr>
+          <w:b/>
+          <w:color w:val="1F5496"/>
+          <w:sz w:val="44"/>
+        </w:rPr>
+        <w:t>★ Workplace Conflict Resolution During a Meeting</w:t>
+      </w:r>
+    </w:p>
+    <w:p>
+      <w:pPr>
+        <w:pBdr>
+          <w:bottom w:val="single" w:sz="8" w:space="1" w:color="2E75B6"/>
+        </w:pBdr>
+        <w:spacing w:before="0" w:after="80"/>
+      </w:pPr>
+    </w:p>
+    <w:p>
+      <w:pPr>
+        <w:spacing w:before="20" w:after="20"/>
+      </w:pPr>
+      <w:r>
+        <w:rPr>
+          <w:b/>
+          <w:color w:val="666666"/>
+          <w:sz w:val="20"/>
+        </w:rPr>
+        <w:t xml:space="preserve">Scenario ID: </w:t>
+      </w:r>
+      <w:r>
+        <w:rPr>
+          <w:sz w:val="20"/>
+        </w:rPr>
+        <w:t>scenario_001_v03</w:t>
+      </w:r>
+    </w:p>
+    <w:p>
+      <w:pPr>
+        <w:spacing w:before="20" w:after="20"/>
+      </w:pPr>
+      <w:r>
+        <w:rPr>
+          <w:b/>
+          <w:color w:val="666666"/>
+          <w:sz w:val="20"/>
+        </w:rPr>
+        <w:t xml:space="preserve">Base Scenario ID: </w:t>
+      </w:r>
+      <w:r>
+        <w:rPr>
+          <w:sz w:val="20"/>
+        </w:rPr>
+        <w:t>scenario_001</w:t>
+      </w:r>
+    </w:p>
+    <w:p>
+      <w:pPr>
+        <w:spacing w:before="20" w:after="20"/>
+      </w:pPr>
+      <w:r>
+        <w:rPr>
+          <w:b/>
+          <w:color w:val="666666"/>
+          <w:sz w:val="20"/>
+        </w:rPr>
+        <w:t xml:space="preserve">Demographic: </w:t>
+      </w:r>
+      <w:r>
+        <w:rPr>
+          <w:sz w:val="20"/>
+        </w:rPr>
+        <w:t>Gender: female  |  Age: Child or teenager (6-17)</w:t>
+      </w:r>
+    </w:p>
+    <w:p/>
+    <w:p>
+      <w:pPr>
+        <w:spacing w:before="200" w:after="80"/>
+      </w:pPr>
+      <w:r>
+        <w:rPr>
+          <w:b/>
+          <w:color w:val="2E75B6"/>
+          <w:sz w:val="32"/>
+        </w:rPr>
+        <w:t>Description</w:t>
+      </w:r>
+    </w:p>
+    <w:p>
+      <w:pPr>
+        <w:spacing w:before="40" w:after="80"/>
+      </w:pPr>
+      <w:r>
+        <w:rPr>
+          <w:i w:val="0"/>
+          <w:sz w:val="18"/>
+        </w:rPr>
+        <w:t>In a collaborative workplace meeting, tensions rise due to differing opinions on project direction. Participants need to navigate the conversation to find a mutually agreeable solution, maintain team cohesion, and stay on track with project deadlines.</w:t>
+      </w:r>
+    </w:p>
+    <w:p>
+      <w:pPr>
+        <w:spacing w:before="200" w:after="80"/>
+      </w:pPr>
+      <w:r>
+        <w:rPr>
+          <w:b/>
+          <w:color w:val="2E75B6"/>
+          <w:sz w:val="32"/>
+        </w:rPr>
+        <w:t>User Persona</w:t>
+      </w:r>
+    </w:p>
+    <w:p>
+      <w:pPr>
+        <w:spacing w:before="40" w:after="80"/>
+      </w:pPr>
+      <w:r>
+        <w:rPr>
+          <w:i w:val="0"/>
+          <w:sz w:val="18"/>
+        </w:rPr>
+        <w:t>Maria is a 16-year-old high school student who is part of a student project team working on a science fair presentation. She finds herself in the role of mediator as disagreements arise among her peers about which experimental method to pursue. Given her age and the importance of maintaining friendships within her culturally diverse school environment, Maria must carefully balance her role to ensure everyone feels included and heard while keeping the project timeline on track. Being a teenager, her approach often involves leveraging informal dialogue and inclusivity to foster collaboration.</w:t>
+      </w:r>
+    </w:p>
+    <w:p>
+      <w:pPr>
+        <w:spacing w:before="200" w:after="80"/>
+      </w:pPr>
+      <w:r>
+        <w:rPr>
+          <w:b/>
+          <w:color w:val="2E75B6"/>
+          <w:sz w:val="32"/>
+        </w:rPr>
+        <w:t>User Goal</w:t>
+      </w:r>
+    </w:p>
+    <w:p>
+      <w:pPr>
+        <w:spacing w:before="40" w:after="80"/>
+      </w:pPr>
+      <w:r>
+        <w:rPr>
+          <w:i w:val="0"/>
+          <w:sz w:val="18"/>
+        </w:rPr>
+        <w:t>To facilitate a resolution that balances differing opinions and keeps the project on schedule.</w:t>
+      </w:r>
+    </w:p>
+    <w:p>
+      <w:pPr>
+        <w:spacing w:before="200" w:after="80"/>
+      </w:pPr>
+      <w:r>
+        <w:rPr>
+          <w:b/>
+          <w:color w:val="2E75B6"/>
+          <w:sz w:val="32"/>
+        </w:rPr>
+        <w:t>Landmark Instructions  ★</w:t>
+      </w:r>
+    </w:p>
+    <w:tbl>
+      <w:tblPr>
+        <w:tblStyle w:val="TableGrid"/>
+        <w:tblW w:type="auto" w:w="0"/>
+        <w:tblLook w:firstColumn="1" w:firstRow="1" w:lastColumn="0" w:lastRow="0" w:noHBand="0" w:noVBand="1" w:val="04A0"/>
+      </w:tblPr>
+      <w:tblGrid>
+        <w:gridCol w:w="4680"/>
+        <w:gridCol w:w="4680"/>
+      </w:tblGrid>
+      <w:tr>
+        <w:tc>
+          <w:tcPr>
+            <w:tcW w:type="dxa" w:w="792"/>
+            <w:shd w:val="clear" w:color="auto" w:fill="2E75B6"/>
+            <w:tcMar>
+              <w:top w:w="80" w:type="dxa"/>
+              <w:bottom w:w="80" w:type="dxa"/>
+              <w:left w:w="120" w:type="dxa"/>
+              <w:right w:w="120" w:type="dxa"/>
+            </w:tcMar>
+          </w:tcPr>
+          <w:p>
+            <w:r>
+              <w:rPr>
+                <w:b/>
+                <w:color w:val="FFFFFF"/>
+                <w:sz w:val="18"/>
+              </w:rPr>
+              <w:t>Turn</w:t>
+            </w:r>
+          </w:p>
+        </w:tc>
+        <w:tc>
+          <w:tcPr>
+            <w:tcW w:type="dxa" w:w="12686"/>
+            <w:shd w:val="clear" w:color="auto" w:fill="2E75B6"/>
+            <w:tcMar>
+              <w:top w:w="80" w:type="dxa"/>
+              <w:bottom w:w="80" w:type="dxa"/>
+              <w:left w:w="120" w:type="dxa"/>
+              <w:right w:w="120" w:type="dxa"/>
+            </w:tcMar>
+          </w:tcPr>
+          <w:p>
+            <w:r>
+              <w:rPr>
+                <w:b/>
+                <w:color w:val="FFFFFF"/>
+                <w:sz w:val="18"/>
+              </w:rPr>
+              <w:t>Instruction</w:t>
+            </w:r>
+          </w:p>
+        </w:tc>
+      </w:tr>
+      <w:tr>
+        <w:tc>
+          <w:tcPr>
+            <w:tcW w:type="dxa" w:w="792"/>
+            <w:shd w:val="clear" w:color="auto" w:fill="FFF3CD"/>
+            <w:tcMar>
+              <w:top w:w="80" w:type="dxa"/>
+              <w:bottom w:w="80" w:type="dxa"/>
+              <w:left w:w="120" w:type="dxa"/>
+              <w:right w:w="120" w:type="dxa"/>
+            </w:tcMar>
+          </w:tcPr>
+          <w:p>
+            <w:r>
+              <w:rPr>
+                <w:color w:val="D47A00"/>
+                <w:sz w:val="18"/>
+              </w:rPr>
+              <w:t>2</w:t>
+            </w:r>
+          </w:p>
+        </w:tc>
+        <w:tc>
+          <w:tcPr>
+            <w:tcW w:type="dxa" w:w="12686"/>
+            <w:shd w:val="clear" w:color="auto" w:fill="FFF3CD"/>
+            <w:tcMar>
+              <w:top w:w="80" w:type="dxa"/>
+              <w:bottom w:w="80" w:type="dxa"/>
+              <w:left w:w="120" w:type="dxa"/>
+              <w:right w:w="120" w:type="dxa"/>
+            </w:tcMar>
+          </w:tcPr>
+          <w:p>
+            <w:r>
+              <w:rPr>
+                <w:sz w:val="18"/>
+              </w:rPr>
+              <w:t>Maria notices her classmates, James and Lina, both arguing passionately for different project approaches. She tries to relate to both perspectives by recalling similar situations where collaboration brought unexpected benefits, and suggests a hybrid solution that incorporates elements from both ideas.</w:t>
+            </w:r>
+          </w:p>
+        </w:tc>
+      </w:tr>
+      <w:tr>
+        <w:tc>
+          <w:tcPr>
+            <w:tcW w:type="dxa" w:w="792"/>
+            <w:shd w:val="clear" w:color="auto" w:fill="FFFDE7"/>
+            <w:tcMar>
+              <w:top w:w="80" w:type="dxa"/>
+              <w:bottom w:w="80" w:type="dxa"/>
+              <w:left w:w="120" w:type="dxa"/>
+              <w:right w:w="120" w:type="dxa"/>
+            </w:tcMar>
+          </w:tcPr>
+          <w:p>
+            <w:r>
+              <w:rPr>
+                <w:color w:val="D47A00"/>
+                <w:sz w:val="18"/>
+              </w:rPr>
+              <w:t>4</w:t>
+            </w:r>
+          </w:p>
+        </w:tc>
+        <w:tc>
+          <w:tcPr>
+            <w:tcW w:type="dxa" w:w="12686"/>
+            <w:shd w:val="clear" w:color="auto" w:fill="FFFDE7"/>
+            <w:tcMar>
+              <w:top w:w="80" w:type="dxa"/>
+              <w:bottom w:w="80" w:type="dxa"/>
+              <w:left w:w="120" w:type="dxa"/>
+              <w:right w:w="120" w:type="dxa"/>
+            </w:tcMar>
+          </w:tcPr>
+          <w:p>
+            <w:r>
+              <w:rPr>
+                <w:sz w:val="18"/>
+              </w:rPr>
+              <w:t>Recognizing that her shy friend Aaron hasn't spoken yet, Maria gently encourages him to share his thoughts, stating how each student's input is valuable for the group's perspective and learning experience. She emphasizes the importance of hearing everyone's voice.</w:t>
+            </w:r>
+          </w:p>
+        </w:tc>
+      </w:tr>
+      <w:tr>
+        <w:tc>
+          <w:tcPr>
+            <w:tcW w:type="dxa" w:w="792"/>
+            <w:shd w:val="clear" w:color="auto" w:fill="FFF3CD"/>
+            <w:tcMar>
+              <w:top w:w="80" w:type="dxa"/>
+              <w:bottom w:w="80" w:type="dxa"/>
+              <w:left w:w="120" w:type="dxa"/>
+              <w:right w:w="120" w:type="dxa"/>
+            </w:tcMar>
+          </w:tcPr>
+          <w:p>
+            <w:r>
+              <w:rPr>
+                <w:color w:val="D47A00"/>
+                <w:sz w:val="18"/>
+              </w:rPr>
+              <w:t>6</w:t>
+            </w:r>
+          </w:p>
+        </w:tc>
+        <w:tc>
+          <w:tcPr>
+            <w:tcW w:type="dxa" w:w="12686"/>
+            <w:shd w:val="clear" w:color="auto" w:fill="FFF3CD"/>
+            <w:tcMar>
+              <w:top w:w="80" w:type="dxa"/>
+              <w:bottom w:w="80" w:type="dxa"/>
+              <w:left w:w="120" w:type="dxa"/>
+              <w:right w:w="120" w:type="dxa"/>
+            </w:tcMar>
+          </w:tcPr>
+          <w:p>
+            <w:r>
+              <w:rPr>
+                <w:sz w:val="18"/>
+              </w:rPr>
+              <w:t>To keep the discussion productive, Maria suggests creating a timeline chart, allocating specific tasks based on each person's strengths. She conveys the need to meet the deadline for the project, reminding her peers of the rewards at the science fair while also showing understanding of their academic workloads.</w:t>
+            </w:r>
+          </w:p>
+        </w:tc>
+      </w:tr>
+    </w:tbl>
+    <w:p/>
+    <w:p>
+      <w:pPr>
+        <w:spacing w:before="200" w:after="80"/>
+      </w:pPr>
+      <w:r>
+        <w:rPr>
+          <w:b/>
+          <w:color w:val="2E75B6"/>
+          <w:sz w:val="32"/>
+        </w:rPr>
+        <w:t>Conversation Transcript</w:t>
+      </w:r>
+    </w:p>
+    <w:p>
+      <w:pPr>
+        <w:pBdr>
+          <w:bottom w:val="single" w:sz="6" w:space="1" w:color="2E75B6"/>
+        </w:pBdr>
+        <w:spacing w:before="0" w:after="80"/>
+      </w:pPr>
+    </w:p>
+    <w:p>
+      <w:pPr>
+        <w:spacing w:before="120" w:after="20"/>
+      </w:pPr>
+      <w:r>
+        <w:rPr>
+          <w:b/>
+          <w:color w:val="666666"/>
+          <w:sz w:val="18"/>
+        </w:rPr>
+        <w:t>Turn 1  —  USER</w:t>
+      </w:r>
+    </w:p>
+    <w:p>
+      <w:pPr>
+        <w:spacing w:before="0" w:after="80"/>
+        <w:ind w:left="288"/>
+      </w:pPr>
+      <w:r>
+        <w:rPr>
+          <w:sz w:val="18"/>
+        </w:rPr>
+        <w:t>Hey! I'm working on this science fair project with my classmates, and things are getting a bit tricky. We're a pretty diverse group, and there's some disagreement on which experimental method we should use. I'm trying to find a way to balance everyone's ideas and keep everything on track without anyone feeling left out. Any advice on how I can do that?</w:t>
+      </w:r>
+    </w:p>
+    <w:p>
+      <w:pPr>
+        <w:spacing w:before="120" w:after="20"/>
+      </w:pPr>
+      <w:r>
+        <w:rPr>
+          <w:b/>
+          <w:color w:val="2E75B6"/>
+          <w:sz w:val="18"/>
+        </w:rPr>
+        <w:t>Turn 1  —  ASSISTANT</w:t>
+      </w:r>
+    </w:p>
+    <w:p>
+      <w:pPr>
+        <w:spacing w:before="0" w:after="80"/>
+        <w:ind w:left="288"/>
+      </w:pPr>
+      <w:r>
+        <w:rPr>
+          <w:sz w:val="18"/>
+        </w:rPr>
+        <w:t>It's great that you're working with a diverse group, as different perspectives can lead to innovative ideas. Here’s how you can balance everyone’s input and keep your project on track: 1. **Active Listening**: Ensure that everyone has a chance to share their ideas. Listen actively and validate each person’s contribution, which can help foster a collaborative environment. 2. **Create Clear Goals**: Establish the main objectives of your project early on. If everyone understands the ultimate goal, it’s easier to evaluate which experimental methods best support that vision. 3. **Brainstorming Session**: Organize a structured brainstorming session where everyone can propose their methods without critique. Use sticky notes or a digital tool to make this process inclusive and interactive. 4. **Pros and Cons List**: Write down the advantages and disadvantages of each proposed method. This can help the group see the strengths and limitations of each approach objectively. 5. **Combine Ideas**: Look</w:t>
+        <w:br/>
+        <w:br/>
+        <w:t>[… 24 words omitted …]</w:t>
+        <w:br/>
+        <w:br/>
+        <w:t>process to make decisions if a consensus is hard to reach. Ensure everyone agrees on this process beforehand to maintain fairness. 7. **Assign Roles**: Once a decision is made, assign roles based on each person's strengths and interests. This can help everyone feel involved and invested in the project. 8. **Regular Check-Ins**: Schedule regular meetings to track progress and address any concerns that might arise. This creates an atmosphere of ongoing collaboration and support. 9. **Conflict Resolution**: Have a plan for resolving disputes. Encourage open communication and, if needed, mediate discussions to keep the focus on the project rather than personal differences. 10. **Encourage Flexibility**: Remain open to adjustments along the way. If one method isn’t working, be willing to pivot based on group feedback. By facilitating open communication, respecting each member’s input, and setting clear strategies for collaboration, you can guide your group toward a successful science fair project.</w:t>
+      </w:r>
+    </w:p>
+    <w:p>
+      <w:pPr>
+        <w:spacing w:before="200" w:after="20"/>
+      </w:pPr>
+      <w:r>
+        <w:rPr>
+          <w:b/>
+          <w:color w:val="D47A00"/>
+          <w:sz w:val="18"/>
+        </w:rPr>
+        <w:t>★ Turn 2  —  USER</w:t>
+      </w:r>
+    </w:p>
+    <w:p>
+      <w:pPr>
+        <w:spacing w:before="0" w:after="40"/>
+        <w:ind w:left="288"/>
+      </w:pPr>
+      <w:r>
+        <w:rPr>
+          <w:i/>
+          <w:color w:val="D47A00"/>
+          <w:sz w:val="16"/>
+        </w:rPr>
+        <w:t>Landmark: Maria notices her classmates, James and Lina, both arguing passionately for different project approaches. She tries to relate to both perspectives by recalling similar situations where collaboration brought unexpected benefits, and suggests a hybrid solution that incorporates elements from both ideas.</w:t>
+      </w:r>
+    </w:p>
+    <w:p>
+      <w:pPr>
+        <w:spacing w:before="0" w:after="200"/>
+        <w:ind w:left="288"/>
+      </w:pPr>
+      <w:r>
+        <w:rPr>
+          <w:color w:val="333333"/>
+          <w:sz w:val="18"/>
+        </w:rPr>
+        <w:t>Thanks for the ideas! Actually, James and Lina are both really passionate about their methods, which is great because they're both good ideas. It reminds me of a project I did last year where we combined different approaches, and it helped us discover angles we hadn't considered before. Maybe we can create a hybrid solution that uses parts of both methods. That way, we can take advantage of the strengths of each approach. What do you think?</w:t>
+      </w:r>
+    </w:p>
+    <w:p>
+      <w:pPr>
+        <w:spacing w:before="120" w:after="20"/>
+      </w:pPr>
+      <w:r>
+        <w:rPr>
+          <w:b/>
+          <w:color w:val="2E75B6"/>
+          <w:sz w:val="18"/>
+        </w:rPr>
+        <w:t>Turn 2  —  ASSISTANT</w:t>
+      </w:r>
+    </w:p>
+    <w:p>
+      <w:pPr>
+        <w:spacing w:before="0" w:after="80"/>
+        <w:ind w:left="288"/>
+      </w:pPr>
+      <w:r>
+        <w:rPr>
+          <w:sz w:val="18"/>
+        </w:rPr>
+        <w:t>Combining James's and Lina's methods into a hybrid solution sounds like an excellent approach, especially given your past positive experience with integrating different approaches. Here are some steps to effectively create a hybrid solution: 1. **Identify Key Components**: Have a discussion with James and Lina to identify the key components and strengths of each of their methods. Understanding the core value of each approach will help you integrate them effectively. 2. **Find Common Ground**: Look for common elements or goals between the two methods. This can serve as a foundation for combining them and ensuring both approaches work harmoniously together. 3. **Divide and Conquer**: Consider breaking the project into phases or components, where one method can dominate in one phase and the other in a subsequent phase. This can help each method shine in its strongest context. 4. **Prototype and Test**: Start with a small-scale test of your hybrid method.</w:t>
+        <w:br/>
+        <w:br/>
+        <w:t>[… 35 words omitted …]</w:t>
+        <w:br/>
+        <w:br/>
+        <w:t>methods contribute to achieving these targets. This will help maintain focus and direction. 6. **Continuous Feedback**: Encourage continuous feedback from both James and Lina as well as the rest of the team. This feedback loop will help refine and optimize the hybrid solution as you progress. 7. **Document the Process**: Keep detailed records of how you combine the methods. Documenting the integration process not only serves as a guide for troubleshooting but also as a learning tool for future projects. 8. **Celebrate Collaboration**: Acknowledge and celebrate the strengths that each method brings to the table and the collaborative effort of the team. This positivity can encourage ongoing cooperation and teamwork. By thoughtfully blending elements from both James's and Lina's approaches, you can craft a comprehensive and innovative solution. This approach can maximize the strengths of each method while fostering a sense of joint ownership and satisfaction among your team members.</w:t>
+      </w:r>
+    </w:p>
+    <w:p>
+      <w:pPr>
+        <w:spacing w:before="120" w:after="20"/>
+      </w:pPr>
+      <w:r>
+        <w:rPr>
+          <w:b/>
+          <w:color w:val="666666"/>
+          <w:sz w:val="18"/>
+        </w:rPr>
+        <w:t>Turn 3  —  USER</w:t>
+      </w:r>
+    </w:p>
+    <w:p>
+      <w:pPr>
+        <w:spacing w:before="0" w:after="80"/>
+        <w:ind w:left="288"/>
+      </w:pPr>
+      <w:r>
+        <w:rPr>
+          <w:sz w:val="18"/>
+        </w:rPr>
+        <w:t>Those suggestions make a lot of sense. I think I'll try to have a sit-down with James and Lina to figure out how we can combine their ideas. But you know, Aaron hasn't really said much, and I think his perspective would be super valuable too. How can I encourage him to share his thoughts without putting him on the spot? I believe having everyone's input is important, especially since we all can learn from each other's ideas.</w:t>
+      </w:r>
+    </w:p>
+    <w:p>
+      <w:pPr>
+        <w:spacing w:before="120" w:after="20"/>
+      </w:pPr>
+      <w:r>
+        <w:rPr>
+          <w:b/>
+          <w:color w:val="2E75B6"/>
+          <w:sz w:val="18"/>
+        </w:rPr>
+        <w:t>Turn 3  —  ASSISTANT</w:t>
+      </w:r>
+    </w:p>
+    <w:p>
+      <w:pPr>
+        <w:spacing w:before="0" w:after="80"/>
+        <w:ind w:left="288"/>
+      </w:pPr>
+      <w:r>
+        <w:rPr>
+          <w:sz w:val="18"/>
+        </w:rPr>
+        <w:t>It's great that you're attentive to Aaron’s potential contributions and are keen on creating an inclusive environment. Encouraging quieter group members to share their thoughts without making them uncomfortable can lead to a richer and more diverse perspective in your project. Here are a few strategies to consider: 1. **One-on-One Conversation**: Before a group meeting, have a casual one-on-one conversation with Aaron. Express your interest in hearing his thoughts, highlighting that you believe his perspective is valuable to the project. 2. **Structured Roundtable**: During group discussions, implement a roundtable format where everyone has a turn to speak. This ensures each person has an opportunity to contribute without feeling pressure to jump into a more open conversation. 3. **Anonymous Input**: Provide an option for team members to submit their ideas anonymously, either through a digital survey or a suggestion box. This can help Aaron share his thoughts more comfortably if he’s</w:t>
+        <w:br/>
+        <w:br/>
+        <w:t>[… 35 words omitted …]</w:t>
+        <w:br/>
+        <w:br/>
+        <w:t>open-ended questions can prompt Aaron to share his input. For example, “Aaron, what do you think are the key aspects we should be focusing on?” Such questions can invite contributions without pressure. 6. **Appreciate Contributions**: When Aaron shares, even small thoughts, acknowledge and appreciate his input. This positive reinforcement can encourage further participation. 7. **Create a Safe Space**: Make sure the group environment feels safe and welcoming. Remind everyone that all ideas are valued and that constructive feedback, rather than criticism, is the goal. 8. **Incorporate Different Communication Modes**: Some people express themselves better in writing than in speaking. Allow Aaron to share his thoughts via emails or messages if he finds that more comfortable. By using these strategies, you can help create a supportive environment that empowers Aaron to share his valuable insights. This approach not only benefits your project but also enriches the collaborative experience for everyone involved.</w:t>
+      </w:r>
+    </w:p>
+    <w:p>
+      <w:pPr>
+        <w:spacing w:before="200" w:after="20"/>
+      </w:pPr>
+      <w:r>
+        <w:rPr>
+          <w:b/>
+          <w:color w:val="D47A00"/>
+          <w:sz w:val="18"/>
+        </w:rPr>
+        <w:t>★ Turn 4  —  USER</w:t>
+      </w:r>
+    </w:p>
+    <w:p>
+      <w:pPr>
+        <w:spacing w:before="0" w:after="40"/>
+        <w:ind w:left="288"/>
+      </w:pPr>
+      <w:r>
+        <w:rPr>
+          <w:i/>
+          <w:color w:val="D47A00"/>
+          <w:sz w:val="16"/>
+        </w:rPr>
+        <w:t>Landmark: Recognizing that her shy friend Aaron hasn't spoken yet, Maria gently encourages him to share his thoughts, stating how each student's input is valuable for the group's perspective and learning experience. She emphasizes the importance of hearing everyone's voice.</w:t>
+      </w:r>
+    </w:p>
+    <w:p>
+      <w:pPr>
+        <w:spacing w:before="0" w:after="200"/>
+        <w:ind w:left="288"/>
+      </w:pPr>
+      <w:r>
+        <w:rPr>
+          <w:color w:val="333333"/>
+          <w:sz w:val="18"/>
+        </w:rPr>
+        <w:t>Thanks for the tips! I think I'll start with having a casual chat with Aaron separately to see if he'd like to share his thoughts more privately first. I'll encourage him by letting him know how much we all value his input. I really believe everyone's ideas are important, as we can all learn from each other and make the project even better. How can I phrase it so he feels at ease but knows we sincerely want his perspective?</w:t>
+      </w:r>
+    </w:p>
+    <w:p>
+      <w:pPr>
+        <w:spacing w:before="120" w:after="20"/>
+      </w:pPr>
+      <w:r>
+        <w:rPr>
+          <w:b/>
+          <w:color w:val="2E75B6"/>
+          <w:sz w:val="18"/>
+        </w:rPr>
+        <w:t>Turn 4  —  ASSISTANT</w:t>
+      </w:r>
+    </w:p>
+    <w:p>
+      <w:pPr>
+        <w:spacing w:before="0" w:after="80"/>
+        <w:ind w:left="288"/>
+      </w:pPr>
+      <w:r>
+        <w:rPr>
+          <w:sz w:val="18"/>
+        </w:rPr>
+        <w:t>Having a casual, supportive conversation with Aaron is a great way to encourage him to share his thoughts. When approaching him, you can use language that is both reassuring and inviting. Here’s an example of how you might phrase it:</w:t>
+        <w:br/>
+        <w:br/>
+        <w:t>---</w:t>
+        <w:br/>
+        <w:br/>
+        <w:t>“Hey Aaron, I’ve been really impressed with how our team has been working together, and I know everyone here has valuable ideas to share—including you. I’d love to hear your thoughts on our project because we all feel that your perspective can really add something special. No pressure to share right away if you’re not ready, but if you have any ideas, suggestions, or even concerns, I’m here to listen. We want to make sure everyone’s voice is heard, and I’m excited about what you might bring to the table.”</w:t>
+        <w:br/>
+        <w:br/>
+        <w:t>---</w:t>
+        <w:br/>
+        <w:br/>
+        <w:t>This phrasing highlights the following key aspects:</w:t>
+        <w:br/>
+        <w:br/>
+        <w:t>1. **Inclusivity**: Express the belief that his input is part of a collective effort.</w:t>
+        <w:br/>
+        <w:br/>
+        <w:t>2. **Value**: Reinforce the value of his perspective, which can motivate him to contribute.</w:t>
+        <w:br/>
+        <w:br/>
+        <w:t>3. **No Pressure**: Allow for a pressure-free environment, where he can choose when and how to share his ideas.</w:t>
+        <w:br/>
+        <w:br/>
+        <w:t>4. **Openness**: Show willingness to discuss any aspect of the project, whether it’s ideas, questions, or concerns.</w:t>
+        <w:br/>
+        <w:br/>
+        <w:t>By framing the conversation this way, you convey a supportive and open atmosphere, encouraging Aaron to contribute in a way that feels comfortable to him. This not only paves the way for his involvement but also promotes an inclusive team dynamic.</w:t>
+      </w:r>
+    </w:p>
+    <w:p>
+      <w:pPr>
+        <w:spacing w:before="120" w:after="20"/>
+      </w:pPr>
+      <w:r>
+        <w:rPr>
+          <w:b/>
+          <w:color w:val="666666"/>
+          <w:sz w:val="18"/>
+        </w:rPr>
+        <w:t>Turn 5  —  USER</w:t>
+      </w:r>
+    </w:p>
+    <w:p>
+      <w:pPr>
+        <w:spacing w:before="0" w:after="80"/>
+        <w:ind w:left="288"/>
+      </w:pPr>
+      <w:r>
+        <w:rPr>
+          <w:sz w:val="18"/>
+        </w:rPr>
+        <w:t>Thanks for that! I'll definitely have a chat with Aaron using your suggestion. Now, I'm also thinking of how we can stay organized and meet our science fair deadline. My idea is to create a timeline with specific tasks and deadlines, and maybe we can assign tasks based on what each person is good at. Do you have any tips or tools for making a good timeline or organizing everyone’s strengths to get everything done in time?</w:t>
+      </w:r>
+    </w:p>
+    <w:p>
+      <w:pPr>
+        <w:spacing w:before="120" w:after="20"/>
+      </w:pPr>
+      <w:r>
+        <w:rPr>
+          <w:b/>
+          <w:color w:val="2E75B6"/>
+          <w:sz w:val="18"/>
+        </w:rPr>
+        <w:t>Turn 5  —  ASSISTANT</w:t>
+      </w:r>
+    </w:p>
+    <w:p>
+      <w:pPr>
+        <w:spacing w:before="0" w:after="80"/>
+        <w:ind w:left="288"/>
+      </w:pPr>
+      <w:r>
+        <w:rPr>
+          <w:sz w:val="18"/>
+        </w:rPr>
+        <w:t>Creating a timeline with specific tasks and utilizing everyone's strengths are both excellent strategies for staying organized and meeting your science fair deadline. Here are some tips and tools to help you achieve that: ### Creating a Timeline 1. **Break Down the Project**: Divide your project into smaller, manageable tasks. This makes it easier to allocate time and resources effectively. 2. **Set Milestones**: Identify key milestones that need to be accomplished by certain dates. This can help you track progress and ensure you're on schedule. 3. **Work Backward from the Deadline**: Start from the science fair deadline and work backward to figure out when each task should be completed. This can prevent last-minute rushes. 4. **Include Buffer Time**: Allocate extra time for unforeseen challenges or delays in your timeline to maintain flexibility. ### Tools for Organization 1. **Gantt Charts**: Tools like Microsoft Project or free versions like TeamGantt help visualize</w:t>
+        <w:br/>
+        <w:br/>
+        <w:t>[… 85 words omitted …]</w:t>
+        <w:br/>
+        <w:br/>
+        <w:t>ensure each team member can contribute effectively and confidently. 3. **Collaboration Opportunities**: While assigning tasks based on strengths, also consider pairing team members with complementary skills for complex tasks. This fosters learning and enhances productivity. 4. **Regular Check-Ins**: Schedule regular meetings to review progress, address any challenges, and reassign tasks if needed to maximize team efficiency. ### Execution 1. **Set Clear Expectations**: Clearly define each task and the expected outcome. Providing detailed instructions can minimize confusion and errors. 2. **Encourage Communication**: Foster open lines of communication for any questions or assistance needed. This can prevent small issues from becoming big obstacles. 3. **Celebrate Achievements**: Acknowledge and celebrate milestones as they are achieved to boost morale and keep everyone motivated. By using these strategies and tools, you can create an organized and effective plan that leverages your team’s strengths and helps everyone stay focused and motivated until the project's successful completion.</w:t>
+      </w:r>
+    </w:p>
+    <w:p>
+      <w:pPr>
+        <w:spacing w:before="200" w:after="20"/>
+      </w:pPr>
+      <w:r>
+        <w:rPr>
+          <w:b/>
+          <w:color w:val="D47A00"/>
+          <w:sz w:val="18"/>
+        </w:rPr>
+        <w:t>★ Turn 6  —  USER</w:t>
+      </w:r>
+    </w:p>
+    <w:p>
+      <w:pPr>
+        <w:spacing w:before="0" w:after="40"/>
+        <w:ind w:left="288"/>
+      </w:pPr>
+      <w:r>
+        <w:rPr>
+          <w:i/>
+          <w:color w:val="D47A00"/>
+          <w:sz w:val="16"/>
+        </w:rPr>
+        <w:t>Landmark: To keep the discussion productive, Maria suggests creating a timeline chart, allocating specific tasks based on each person's strengths. She conveys the need to meet the deadline for the project, reminding her peers of the rewards at the science fair while also showing understanding of their academic workloads.</w:t>
+      </w:r>
+    </w:p>
+    <w:p>
+      <w:pPr>
+        <w:spacing w:before="0" w:after="200"/>
+        <w:ind w:left="288"/>
+      </w:pPr>
+      <w:r>
+        <w:rPr>
+          <w:color w:val="333333"/>
+          <w:sz w:val="18"/>
+        </w:rPr>
+        <w:t>Thanks so much for all the advice! I feel much more prepared to organize my team and stay on track. I'm going to discuss the timeline and roles with everyone, and we'll use some of the tools you suggested to keep everything organized. Hopefully, this will help us meet the science fair deadline. Can't wait to see how it all turns out!</w:t>
+      </w:r>
+    </w:p>
+    <w:p>
+      <w:pPr>
+        <w:spacing w:before="120" w:after="20"/>
+      </w:pPr>
+      <w:r>
+        <w:rPr>
+          <w:b/>
+          <w:color w:val="2E75B6"/>
+          <w:sz w:val="18"/>
+        </w:rPr>
+        <w:t>Turn 6  —  ASSISTANT</w:t>
+      </w:r>
+    </w:p>
+    <w:p>
+      <w:pPr>
+        <w:spacing w:before="0" w:after="80"/>
+        <w:ind w:left="288"/>
+      </w:pPr>
+      <w:r>
+        <w:rPr>
+          <w:sz w:val="18"/>
+        </w:rPr>
+        <w:t>You're very welcome! It sounds like you're on the right track with a solid plan in place to guide your team toward success. By discussing the timeline and roles collectively and using the organizational tools, you'll likely create a smoother process and foster a more collaborative environment. Wishing you and your team the best of luck with your project—I'm sure your hard work will pay off, and you'll have a great showing at the science fair. If you have any more questions or need further assistance along the way, feel free to reach out. You've got this!</w:t>
+      </w:r>
+    </w:p>
+    <w:p/>
+    <w:p>
+      <w:pPr>
+        <w:spacing w:before="120" w:after="80"/>
+      </w:pPr>
+      <w:r>
+        <w:rPr>
+          <w:b/>
+          <w:color w:val="1F5496"/>
+          <w:sz w:val="44"/>
+        </w:rPr>
+        <w:t>★ Workplace Conflict Resolution During a Meeting</w:t>
+      </w:r>
+    </w:p>
+    <w:p>
+      <w:pPr>
+        <w:pBdr>
+          <w:bottom w:val="single" w:sz="8" w:space="1" w:color="2E75B6"/>
+        </w:pBdr>
+        <w:spacing w:before="0" w:after="80"/>
+      </w:pPr>
+    </w:p>
+    <w:p>
+      <w:pPr>
+        <w:spacing w:before="20" w:after="20"/>
+      </w:pPr>
+      <w:r>
+        <w:rPr>
+          <w:b/>
+          <w:color w:val="666666"/>
+          <w:sz w:val="20"/>
+        </w:rPr>
+        <w:t xml:space="preserve">Scenario ID: </w:t>
+      </w:r>
+      <w:r>
+        <w:rPr>
+          <w:sz w:val="20"/>
+        </w:rPr>
+        <w:t>scenario_001_v03</w:t>
+      </w:r>
+    </w:p>
+    <w:p>
+      <w:pPr>
+        <w:spacing w:before="20" w:after="20"/>
+      </w:pPr>
+      <w:r>
+        <w:rPr>
+          <w:b/>
+          <w:color w:val="666666"/>
+          <w:sz w:val="20"/>
+        </w:rPr>
+        <w:t xml:space="preserve">Base Scenario ID: </w:t>
+      </w:r>
+      <w:r>
+        <w:rPr>
+          <w:sz w:val="20"/>
+        </w:rPr>
+        <w:t>scenario_001</w:t>
+      </w:r>
+    </w:p>
+    <w:p>
+      <w:pPr>
+        <w:spacing w:before="20" w:after="20"/>
+      </w:pPr>
+      <w:r>
+        <w:rPr>
+          <w:b/>
+          <w:color w:val="666666"/>
+          <w:sz w:val="20"/>
+        </w:rPr>
+        <w:t xml:space="preserve">Demographic: </w:t>
+      </w:r>
+      <w:r>
+        <w:rPr>
+          <w:sz w:val="20"/>
+        </w:rPr>
+        <w:t>Gender: female  |  Age: Child or teenager (6-17)</w:t>
+      </w:r>
+    </w:p>
+    <w:p/>
+    <w:p>
+      <w:pPr>
+        <w:spacing w:before="200" w:after="80"/>
+      </w:pPr>
+      <w:r>
+        <w:rPr>
+          <w:b/>
+          <w:color w:val="2E75B6"/>
+          <w:sz w:val="32"/>
+        </w:rPr>
+        <w:t>Description</w:t>
+      </w:r>
+    </w:p>
+    <w:p>
+      <w:pPr>
+        <w:spacing w:before="40" w:after="80"/>
+      </w:pPr>
+      <w:r>
+        <w:rPr>
+          <w:i w:val="0"/>
+          <w:sz w:val="18"/>
+        </w:rPr>
+        <w:t>In a collaborative workplace meeting, tensions rise due to differing opinions on project direction. Participants need to navigate the conversation to find a mutually agreeable solution, maintain team cohesion, and stay on track with project deadlines.</w:t>
+      </w:r>
+    </w:p>
+    <w:p>
+      <w:pPr>
+        <w:spacing w:before="200" w:after="80"/>
+      </w:pPr>
+      <w:r>
+        <w:rPr>
+          <w:b/>
+          <w:color w:val="2E75B6"/>
+          <w:sz w:val="32"/>
+        </w:rPr>
+        <w:t>User Persona</w:t>
+      </w:r>
+    </w:p>
+    <w:p>
+      <w:pPr>
+        <w:spacing w:before="40" w:after="80"/>
+      </w:pPr>
+      <w:r>
+        <w:rPr>
+          <w:i w:val="0"/>
+          <w:sz w:val="18"/>
+        </w:rPr>
+        <w:t>Maria is a 16-year-old high school student who is part of a student project team working on a science fair presentation. She finds herself in the role of mediator as disagreements arise among her peers about which experimental method to pursue. Given her age and the importance of maintaining friendships within her culturally diverse school environment, Maria must carefully balance her role to ensure everyone feels included and heard while keeping the project timeline on track. Being a teenager, her approach often involves leveraging informal dialogue and inclusivity to foster collaboration.</w:t>
+      </w:r>
+    </w:p>
+    <w:p>
+      <w:pPr>
+        <w:spacing w:before="200" w:after="80"/>
+      </w:pPr>
+      <w:r>
+        <w:rPr>
+          <w:b/>
+          <w:color w:val="2E75B6"/>
+          <w:sz w:val="32"/>
+        </w:rPr>
+        <w:t>User Goal</w:t>
+      </w:r>
+    </w:p>
+    <w:p>
+      <w:pPr>
+        <w:spacing w:before="40" w:after="80"/>
+      </w:pPr>
+      <w:r>
+        <w:rPr>
+          <w:i w:val="0"/>
+          <w:sz w:val="18"/>
+        </w:rPr>
+        <w:t>To facilitate a resolution that balances differing opinions and keeps the project on schedule.</w:t>
+      </w:r>
+    </w:p>
+    <w:p>
+      <w:pPr>
+        <w:spacing w:before="200" w:after="80"/>
+      </w:pPr>
+      <w:r>
+        <w:rPr>
+          <w:b/>
+          <w:color w:val="2E75B6"/>
+          <w:sz w:val="32"/>
+        </w:rPr>
+        <w:t>Landmark Instructions  ★</w:t>
+      </w:r>
+    </w:p>
+    <w:tbl>
+      <w:tblPr>
+        <w:tblStyle w:val="TableGrid"/>
+        <w:tblW w:type="auto" w:w="0"/>
+        <w:tblLook w:firstColumn="1" w:firstRow="1" w:lastColumn="0" w:lastRow="0" w:noHBand="0" w:noVBand="1" w:val="04A0"/>
+      </w:tblPr>
+      <w:tblGrid>
+        <w:gridCol w:w="4680"/>
+        <w:gridCol w:w="4680"/>
+      </w:tblGrid>
+      <w:tr>
+        <w:tc>
+          <w:tcPr>
+            <w:tcW w:type="dxa" w:w="792"/>
+            <w:shd w:val="clear" w:color="auto" w:fill="2E75B6"/>
+            <w:tcMar>
+              <w:top w:w="80" w:type="dxa"/>
+              <w:bottom w:w="80" w:type="dxa"/>
+              <w:left w:w="120" w:type="dxa"/>
+              <w:right w:w="120" w:type="dxa"/>
+            </w:tcMar>
+          </w:tcPr>
+          <w:p>
+            <w:r>
+              <w:rPr>
+                <w:b/>
+                <w:color w:val="FFFFFF"/>
+                <w:sz w:val="18"/>
+              </w:rPr>
+              <w:t>Turn</w:t>
+            </w:r>
+          </w:p>
+        </w:tc>
+        <w:tc>
+          <w:tcPr>
+            <w:tcW w:type="dxa" w:w="12686"/>
+            <w:shd w:val="clear" w:color="auto" w:fill="2E75B6"/>
+            <w:tcMar>
+              <w:top w:w="80" w:type="dxa"/>
+              <w:bottom w:w="80" w:type="dxa"/>
+              <w:left w:w="120" w:type="dxa"/>
+              <w:right w:w="120" w:type="dxa"/>
+            </w:tcMar>
+          </w:tcPr>
+          <w:p>
+            <w:r>
+              <w:rPr>
+                <w:b/>
+                <w:color w:val="FFFFFF"/>
+                <w:sz w:val="18"/>
+              </w:rPr>
+              <w:t>Instruction</w:t>
+            </w:r>
+          </w:p>
+        </w:tc>
+      </w:tr>
+      <w:tr>
+        <w:tc>
+          <w:tcPr>
+            <w:tcW w:type="dxa" w:w="792"/>
+            <w:shd w:val="clear" w:color="auto" w:fill="FFF3CD"/>
+            <w:tcMar>
+              <w:top w:w="80" w:type="dxa"/>
+              <w:bottom w:w="80" w:type="dxa"/>
+              <w:left w:w="120" w:type="dxa"/>
+              <w:right w:w="120" w:type="dxa"/>
+            </w:tcMar>
+          </w:tcPr>
+          <w:p>
+            <w:r>
+              <w:rPr>
+                <w:color w:val="D47A00"/>
+                <w:sz w:val="18"/>
+              </w:rPr>
+              <w:t>2</w:t>
+            </w:r>
+          </w:p>
+        </w:tc>
+        <w:tc>
+          <w:tcPr>
+            <w:tcW w:type="dxa" w:w="12686"/>
+            <w:shd w:val="clear" w:color="auto" w:fill="FFF3CD"/>
+            <w:tcMar>
+              <w:top w:w="80" w:type="dxa"/>
+              <w:bottom w:w="80" w:type="dxa"/>
+              <w:left w:w="120" w:type="dxa"/>
+              <w:right w:w="120" w:type="dxa"/>
+            </w:tcMar>
+          </w:tcPr>
+          <w:p>
+            <w:r>
+              <w:rPr>
+                <w:sz w:val="18"/>
+              </w:rPr>
+              <w:t>Maria notices her classmates, James and Lina, both arguing passionately for different project approaches. She tries to relate to both perspectives by recalling similar situations where collaboration brought unexpected benefits, and suggests a hybrid solution that incorporates elements from both ideas.</w:t>
+            </w:r>
+          </w:p>
+        </w:tc>
+      </w:tr>
+      <w:tr>
+        <w:tc>
+          <w:tcPr>
+            <w:tcW w:type="dxa" w:w="792"/>
+            <w:shd w:val="clear" w:color="auto" w:fill="FFFDE7"/>
+            <w:tcMar>
+              <w:top w:w="80" w:type="dxa"/>
+              <w:bottom w:w="80" w:type="dxa"/>
+              <w:left w:w="120" w:type="dxa"/>
+              <w:right w:w="120" w:type="dxa"/>
+            </w:tcMar>
+          </w:tcPr>
+          <w:p>
+            <w:r>
+              <w:rPr>
+                <w:color w:val="D47A00"/>
+                <w:sz w:val="18"/>
+              </w:rPr>
+              <w:t>4</w:t>
+            </w:r>
+          </w:p>
+        </w:tc>
+        <w:tc>
+          <w:tcPr>
+            <w:tcW w:type="dxa" w:w="12686"/>
+            <w:shd w:val="clear" w:color="auto" w:fill="FFFDE7"/>
+            <w:tcMar>
+              <w:top w:w="80" w:type="dxa"/>
+              <w:bottom w:w="80" w:type="dxa"/>
+              <w:left w:w="120" w:type="dxa"/>
+              <w:right w:w="120" w:type="dxa"/>
+            </w:tcMar>
+          </w:tcPr>
+          <w:p>
+            <w:r>
+              <w:rPr>
+                <w:sz w:val="18"/>
+              </w:rPr>
+              <w:t>Recognizing that her shy friend Aaron hasn't spoken yet, Maria gently encourages him to share his thoughts, stating how each student's input is valuable for the group's perspective and learning experience. She emphasizes the importance of hearing everyone's voice.</w:t>
+            </w:r>
+          </w:p>
+        </w:tc>
+      </w:tr>
+      <w:tr>
+        <w:tc>
+          <w:tcPr>
+            <w:tcW w:type="dxa" w:w="792"/>
+            <w:shd w:val="clear" w:color="auto" w:fill="FFF3CD"/>
+            <w:tcMar>
+              <w:top w:w="80" w:type="dxa"/>
+              <w:bottom w:w="80" w:type="dxa"/>
+              <w:left w:w="120" w:type="dxa"/>
+              <w:right w:w="120" w:type="dxa"/>
+            </w:tcMar>
+          </w:tcPr>
+          <w:p>
+            <w:r>
+              <w:rPr>
+                <w:color w:val="D47A00"/>
+                <w:sz w:val="18"/>
+              </w:rPr>
+              <w:t>6</w:t>
+            </w:r>
+          </w:p>
+        </w:tc>
+        <w:tc>
+          <w:tcPr>
+            <w:tcW w:type="dxa" w:w="12686"/>
+            <w:shd w:val="clear" w:color="auto" w:fill="FFF3CD"/>
+            <w:tcMar>
+              <w:top w:w="80" w:type="dxa"/>
+              <w:bottom w:w="80" w:type="dxa"/>
+              <w:left w:w="120" w:type="dxa"/>
+              <w:right w:w="120" w:type="dxa"/>
+            </w:tcMar>
+          </w:tcPr>
+          <w:p>
+            <w:r>
+              <w:rPr>
+                <w:sz w:val="18"/>
+              </w:rPr>
+              <w:t>To keep the discussion productive, Maria suggests creating a timeline chart, allocating specific tasks based on each person's strengths. She conveys the need to meet the deadline for the project, reminding her peers of the rewards at the science fair while also showing understanding of their academic workloads.</w:t>
+            </w:r>
+          </w:p>
+        </w:tc>
+      </w:tr>
+    </w:tbl>
+    <w:p/>
+    <w:p>
+      <w:pPr>
+        <w:spacing w:before="200" w:after="80"/>
+      </w:pPr>
+      <w:r>
+        <w:rPr>
+          <w:b/>
+          <w:color w:val="2E75B6"/>
+          <w:sz w:val="32"/>
+        </w:rPr>
+        <w:t>Conversation Transcript</w:t>
+      </w:r>
+    </w:p>
+    <w:p>
+      <w:pPr>
+        <w:pBdr>
+          <w:bottom w:val="single" w:sz="6" w:space="1" w:color="2E75B6"/>
+        </w:pBdr>
+        <w:spacing w:before="0" w:after="80"/>
+      </w:pPr>
+    </w:p>
+    <w:p>
+      <w:pPr>
+        <w:spacing w:before="120" w:after="20"/>
+      </w:pPr>
+      <w:r>
+        <w:rPr>
+          <w:b/>
+          <w:color w:val="666666"/>
+          <w:sz w:val="18"/>
+        </w:rPr>
+        <w:t>Turn 1  —  USER</w:t>
+      </w:r>
+    </w:p>
+    <w:p>
+      <w:pPr>
+        <w:spacing w:before="0" w:after="80"/>
+        <w:ind w:left="288"/>
+      </w:pPr>
+      <w:r>
+        <w:rPr>
+          <w:sz w:val="18"/>
+        </w:rPr>
+        <w:t>Hey! I'm working on this science fair project with my classmates, and things are getting a bit tricky. We're a pretty diverse group, and there's some disagreement on which experimental method we should use. I'm trying to find a way to balance everyone's ideas and keep everything on track without anyone feeling left out. Any advice on how I can do that?</w:t>
+      </w:r>
+    </w:p>
+    <w:p>
+      <w:pPr>
+        <w:spacing w:before="120" w:after="20"/>
+      </w:pPr>
+      <w:r>
+        <w:rPr>
+          <w:b/>
+          <w:color w:val="2E75B6"/>
+          <w:sz w:val="18"/>
+        </w:rPr>
+        <w:t>Turn 1  —  ASSISTANT</w:t>
+      </w:r>
+    </w:p>
+    <w:p>
+      <w:pPr>
+        <w:spacing w:before="0" w:after="80"/>
+        <w:ind w:left="288"/>
+      </w:pPr>
+      <w:r>
+        <w:rPr>
+          <w:sz w:val="18"/>
+        </w:rPr>
+        <w:t>It's great that you're working with a diverse group, as different perspectives can lead to innovative ideas. Here’s how you can balance everyone’s input and keep your project on track: 1. **Active Listening**: Ensure that everyone has a chance to share their ideas. Listen actively and validate each person’s contribution, which can help foster a collaborative environment. 2. **Create Clear Goals**: Establish the main objectives of your project early on. If everyone understands the ultimate goal, it’s easier to evaluate which experimental methods best support that vision. 3. **Brainstorming Session**: Organize a structured brainstorming session where everyone can propose their methods without critique. Use sticky notes or a digital tool to make this process inclusive and interactive. 4. **Pros and Cons List**: Write down the advantages and disadvantages of each proposed method. This can help the group see the strengths and limitations of each approach objectively. 5. **Combine Ideas**: Look</w:t>
+        <w:br/>
+        <w:br/>
+        <w:t>[… 24 words omitted …]</w:t>
+        <w:br/>
+        <w:br/>
+        <w:t>process to make decisions if a consensus is hard to reach. Ensure everyone agrees on this process beforehand to maintain fairness. 7. **Assign Roles**: Once a decision is made, assign roles based on each person's strengths and interests. This can help everyone feel involved and invested in the project. 8. **Regular Check-Ins**: Schedule regular meetings to track progress and address any concerns that might arise. This creates an atmosphere of ongoing collaboration and support. 9. **Conflict Resolution**: Have a plan for resolving disputes. Encourage open communication and, if needed, mediate discussions to keep the focus on the project rather than personal differences. 10. **Encourage Flexibility**: Remain open to adjustments along the way. If one method isn’t working, be willing to pivot based on group feedback. By facilitating open communication, respecting each member’s input, and setting clear strategies for collaboration, you can guide your group toward a successful science fair project.</w:t>
+      </w:r>
+    </w:p>
+    <w:p>
+      <w:pPr>
+        <w:spacing w:before="200" w:after="20"/>
+      </w:pPr>
+      <w:r>
+        <w:rPr>
+          <w:b/>
+          <w:color w:val="D47A00"/>
+          <w:sz w:val="18"/>
+        </w:rPr>
+        <w:t>★ Turn 2  —  USER</w:t>
+      </w:r>
+    </w:p>
+    <w:p>
+      <w:pPr>
+        <w:spacing w:before="0" w:after="40"/>
+        <w:ind w:left="288"/>
+      </w:pPr>
+      <w:r>
+        <w:rPr>
+          <w:i/>
+          <w:color w:val="D47A00"/>
+          <w:sz w:val="16"/>
+        </w:rPr>
+        <w:t>Landmark: Maria notices her classmates, James and Lina, both arguing passionately for different project approaches. She tries to relate to both perspectives by recalling similar situations where collaboration brought unexpected benefits, and suggests a hybrid solution that incorporates elements from both ideas.</w:t>
+      </w:r>
+    </w:p>
+    <w:p>
+      <w:pPr>
+        <w:spacing w:before="0" w:after="200"/>
+        <w:ind w:left="288"/>
+      </w:pPr>
+      <w:r>
+        <w:rPr>
+          <w:color w:val="333333"/>
+          <w:sz w:val="18"/>
+        </w:rPr>
+        <w:t>Thanks for the ideas! Actually, James and Lina are both really passionate about their methods, which is great because they're both good ideas. It reminds me of a project I did last year where we combined different approaches, and it helped us discover angles we hadn't considered before. Maybe we can create a hybrid solution that uses parts of both methods. That way, we can take advantage of the strengths of each approach. What do you think?</w:t>
+      </w:r>
+    </w:p>
+    <w:p>
+      <w:pPr>
+        <w:spacing w:before="120" w:after="20"/>
+      </w:pPr>
+      <w:r>
+        <w:rPr>
+          <w:b/>
+          <w:color w:val="2E75B6"/>
+          <w:sz w:val="18"/>
+        </w:rPr>
+        <w:t>Turn 2  —  ASSISTANT</w:t>
+      </w:r>
+    </w:p>
+    <w:p>
+      <w:pPr>
+        <w:spacing w:before="0" w:after="80"/>
+        <w:ind w:left="288"/>
+      </w:pPr>
+      <w:r>
+        <w:rPr>
+          <w:sz w:val="18"/>
+        </w:rPr>
+        <w:t>Combining James's and Lina's methods into a hybrid solution sounds like an excellent approach, especially given your past positive experience with integrating different approaches. Here are some steps to effectively create a hybrid solution: 1. **Identify Key Components**: Have a discussion with James and Lina to identify the key components and strengths of each of their methods. Understanding the core value of each approach will help you integrate them effectively. 2. **Find Common Ground**: Look for common elements or goals between the two methods. This can serve as a foundation for combining them and ensuring both approaches work harmoniously together. 3. **Divide and Conquer**: Consider breaking the project into phases or components, where one method can dominate in one phase and the other in a subsequent phase. This can help each method shine in its strongest context. 4. **Prototype and Test**: Start with a small-scale test of your hybrid method.</w:t>
+        <w:br/>
+        <w:br/>
+        <w:t>[… 35 words omitted …]</w:t>
+        <w:br/>
+        <w:br/>
+        <w:t>methods contribute to achieving these targets. This will help maintain focus and direction. 6. **Continuous Feedback**: Encourage continuous feedback from both James and Lina as well as the rest of the team. This feedback loop will help refine and optimize the hybrid solution as you progress. 7. **Document the Process**: Keep detailed records of how you combine the methods. Documenting the integration process not only serves as a guide for troubleshooting but also as a learning tool for future projects. 8. **Celebrate Collaboration**: Acknowledge and celebrate the strengths that each method brings to the table and the collaborative effort of the team. This positivity can encourage ongoing cooperation and teamwork. By thoughtfully blending elements from both James's and Lina's approaches, you can craft a comprehensive and innovative solution. This approach can maximize the strengths of each method while fostering a sense of joint ownership and satisfaction among your team members.</w:t>
+      </w:r>
+    </w:p>
+    <w:p>
+      <w:pPr>
+        <w:spacing w:before="120" w:after="20"/>
+      </w:pPr>
+      <w:r>
+        <w:rPr>
+          <w:b/>
+          <w:color w:val="666666"/>
+          <w:sz w:val="18"/>
+        </w:rPr>
+        <w:t>Turn 3  —  USER</w:t>
+      </w:r>
+    </w:p>
+    <w:p>
+      <w:pPr>
+        <w:spacing w:before="0" w:after="80"/>
+        <w:ind w:left="288"/>
+      </w:pPr>
+      <w:r>
+        <w:rPr>
+          <w:sz w:val="18"/>
+        </w:rPr>
+        <w:t>Those suggestions make a lot of sense. I think I'll try to have a sit-down with James and Lina to figure out how we can combine their ideas. But you know, Aaron hasn't really said much, and I think his perspective would be super valuable too. How can I encourage him to share his thoughts without putting him on the spot? I believe having everyone's input is important, especially since we all can learn from each other's ideas.</w:t>
+      </w:r>
+    </w:p>
+    <w:p>
+      <w:pPr>
+        <w:spacing w:before="120" w:after="20"/>
+      </w:pPr>
+      <w:r>
+        <w:rPr>
+          <w:b/>
+          <w:color w:val="2E75B6"/>
+          <w:sz w:val="18"/>
+        </w:rPr>
+        <w:t>Turn 3  —  ASSISTANT</w:t>
+      </w:r>
+    </w:p>
+    <w:p>
+      <w:pPr>
+        <w:spacing w:before="0" w:after="80"/>
+        <w:ind w:left="288"/>
+      </w:pPr>
+      <w:r>
+        <w:rPr>
+          <w:sz w:val="18"/>
+        </w:rPr>
+        <w:t>It's great that you're attentive to Aaron’s potential contributions and are keen on creating an inclusive environment. Encouraging quieter group members to share their thoughts without making them uncomfortable can lead to a richer and more diverse perspective in your project. Here are a few strategies to consider: 1. **One-on-One Conversation**: Before a group meeting, have a casual one-on-one conversation with Aaron. Express your interest in hearing his thoughts, highlighting that you believe his perspective is valuable to the project. 2. **Structured Roundtable**: During group discussions, implement a roundtable format where everyone has a turn to speak. This ensures each person has an opportunity to contribute without feeling pressure to jump into a more open conversation. 3. **Anonymous Input**: Provide an option for team members to submit their ideas anonymously, either through a digital survey or a suggestion box. This can help Aaron share his thoughts more comfortably if he’s</w:t>
+        <w:br/>
+        <w:br/>
+        <w:t>[… 35 words omitted …]</w:t>
+        <w:br/>
+        <w:br/>
+        <w:t>open-ended questions can prompt Aaron to share his input. For example, “Aaron, what do you think are the key aspects we should be focusing on?” Such questions can invite contributions without pressure. 6. **Appreciate Contributions**: When Aaron shares, even small thoughts, acknowledge and appreciate his input. This positive reinforcement can encourage further participation. 7. **Create a Safe Space**: Make sure the group environment feels safe and welcoming. Remind everyone that all ideas are valued and that constructive feedback, rather than criticism, is the goal. 8. **Incorporate Different Communication Modes**: Some people express themselves better in writing than in speaking. Allow Aaron to share his thoughts via emails or messages if he finds that more comfortable. By using these strategies, you can help create a supportive environment that empowers Aaron to share his valuable insights. This approach not only benefits your project but also enriches the collaborative experience for everyone involved.</w:t>
+      </w:r>
+    </w:p>
+    <w:p>
+      <w:pPr>
+        <w:spacing w:before="200" w:after="20"/>
+      </w:pPr>
+      <w:r>
+        <w:rPr>
+          <w:b/>
+          <w:color w:val="D47A00"/>
+          <w:sz w:val="18"/>
+        </w:rPr>
+        <w:t>★ Turn 4  —  USER</w:t>
+      </w:r>
+    </w:p>
+    <w:p>
+      <w:pPr>
+        <w:spacing w:before="0" w:after="40"/>
+        <w:ind w:left="288"/>
+      </w:pPr>
+      <w:r>
+        <w:rPr>
+          <w:i/>
+          <w:color w:val="D47A00"/>
+          <w:sz w:val="16"/>
+        </w:rPr>
+        <w:t>Landmark: Recognizing that her shy friend Aaron hasn't spoken yet, Maria gently encourages him to share his thoughts, stating how each student's input is valuable for the group's perspective and learning experience. She emphasizes the importance of hearing everyone's voice.</w:t>
+      </w:r>
+    </w:p>
+    <w:p>
+      <w:pPr>
+        <w:spacing w:before="0" w:after="200"/>
+        <w:ind w:left="288"/>
+      </w:pPr>
+      <w:r>
+        <w:rPr>
+          <w:color w:val="333333"/>
+          <w:sz w:val="18"/>
+        </w:rPr>
+        <w:t>Thanks for the tips! I think I'll start with having a casual chat with Aaron separately to see if he'd like to share his thoughts more privately first. I'll encourage him by letting him know how much we all value his input. I really believe everyone's ideas are important, as we can all learn from each other and make the project even better. How can I phrase it so he feels at ease but knows we sincerely want his perspective?</w:t>
+      </w:r>
+    </w:p>
+    <w:p>
+      <w:pPr>
+        <w:spacing w:before="120" w:after="20"/>
+      </w:pPr>
+      <w:r>
+        <w:rPr>
+          <w:b/>
+          <w:color w:val="2E75B6"/>
+          <w:sz w:val="18"/>
+        </w:rPr>
+        <w:t>Turn 4  —  ASSISTANT</w:t>
+      </w:r>
+    </w:p>
+    <w:p>
+      <w:pPr>
+        <w:spacing w:before="0" w:after="80"/>
+        <w:ind w:left="288"/>
+      </w:pPr>
+      <w:r>
+        <w:rPr>
+          <w:sz w:val="18"/>
+        </w:rPr>
+        <w:t>Having a casual, supportive conversation with Aaron is a great way to encourage him to share his thoughts. When approaching him, you can use language that is both reassuring and inviting. Here’s an example of how you might phrase it:</w:t>
+        <w:br/>
+        <w:br/>
+        <w:t>---</w:t>
+        <w:br/>
+        <w:br/>
+        <w:t>“Hey Aaron, I’ve been really impressed with how our team has been working together, and I know everyone here has valuable ideas to share—including you. I’d love to hear your thoughts on our project because we all feel that your perspective can really add something special. No pressure to share right away if you’re not ready, but if you have any ideas, suggestions, or even concerns, I’m here to listen. We want to make sure everyone’s voice is heard, and I’m excited about what you might bring to the table.”</w:t>
+        <w:br/>
+        <w:br/>
+        <w:t>---</w:t>
+        <w:br/>
+        <w:br/>
+        <w:t>This phrasing highlights the following key aspects:</w:t>
+        <w:br/>
+        <w:br/>
+        <w:t>1. **Inclusivity**: Express the belief that his input is part of a collective effort.</w:t>
+        <w:br/>
+        <w:br/>
+        <w:t>2. **Value**: Reinforce the value of his perspective, which can motivate him to contribute.</w:t>
+        <w:br/>
+        <w:br/>
+        <w:t>3. **No Pressure**: Allow for a pressure-free environment, where he can choose when and how to share his ideas.</w:t>
+        <w:br/>
+        <w:br/>
+        <w:t>4. **Openness**: Show willingness to discuss any aspect of the project, whether it’s ideas, questions, or concerns.</w:t>
+        <w:br/>
+        <w:br/>
+        <w:t>By framing the conversation this way, you convey a supportive and open atmosphere, encouraging Aaron to contribute in a way that feels comfortable to him. This not only paves the way for his involvement but also promotes an inclusive team dynamic.</w:t>
+      </w:r>
+    </w:p>
+    <w:p>
+      <w:pPr>
+        <w:spacing w:before="120" w:after="20"/>
+      </w:pPr>
+      <w:r>
+        <w:rPr>
+          <w:b/>
+          <w:color w:val="666666"/>
+          <w:sz w:val="18"/>
+        </w:rPr>
+        <w:t>Turn 5  —  USER</w:t>
+      </w:r>
+    </w:p>
+    <w:p>
+      <w:pPr>
+        <w:spacing w:before="0" w:after="80"/>
+        <w:ind w:left="288"/>
+      </w:pPr>
+      <w:r>
+        <w:rPr>
+          <w:sz w:val="18"/>
+        </w:rPr>
+        <w:t>Thanks for that! I'll definitely have a chat with Aaron using your suggestion. Now, I'm also thinking of how we can stay organized and meet our science fair deadline. My idea is to create a timeline with specific tasks and deadlines, and maybe we can assign tasks based on what each person is good at. Do you have any tips or tools for making a good timeline or organizing everyone’s strengths to get everything done in time?</w:t>
+      </w:r>
+    </w:p>
+    <w:p>
+      <w:pPr>
+        <w:spacing w:before="120" w:after="20"/>
+      </w:pPr>
+      <w:r>
+        <w:rPr>
+          <w:b/>
+          <w:color w:val="2E75B6"/>
+          <w:sz w:val="18"/>
+        </w:rPr>
+        <w:t>Turn 5  —  ASSISTANT</w:t>
+      </w:r>
+    </w:p>
+    <w:p>
+      <w:pPr>
+        <w:spacing w:before="0" w:after="80"/>
+        <w:ind w:left="288"/>
+      </w:pPr>
+      <w:r>
+        <w:rPr>
+          <w:sz w:val="18"/>
+        </w:rPr>
+        <w:t>Creating a timeline with specific tasks and utilizing everyone's strengths are both excellent strategies for staying organized and meeting your science fair deadline. Here are some tips and tools to help you achieve that: ### Creating a Timeline 1. **Break Down the Project**: Divide your project into smaller, manageable tasks. This makes it easier to allocate time and resources effectively. 2. **Set Milestones**: Identify key milestones that need to be accomplished by certain dates. This can help you track progress and ensure you're on schedule. 3. **Work Backward from the Deadline**: Start from the science fair deadline and work backward to figure out when each task should be completed. This can prevent last-minute rushes. 4. **Include Buffer Time**: Allocate extra time for unforeseen challenges or delays in your timeline to maintain flexibility. ### Tools for Organization 1. **Gantt Charts**: Tools like Microsoft Project or free versions like TeamGantt help visualize</w:t>
+        <w:br/>
+        <w:br/>
+        <w:t>[… 85 words omitted …]</w:t>
+        <w:br/>
+        <w:br/>
+        <w:t>ensure each team member can contribute effectively and confidently. 3. **Collaboration Opportunities**: While assigning tasks based on strengths, also consider pairing team members with complementary skills for complex tasks. This fosters learning and enhances productivity. 4. **Regular Check-Ins**: Schedule regular meetings to review progress, address any challenges, and reassign tasks if needed to maximize team efficiency. ### Execution 1. **Set Clear Expectations**: Clearly define each task and the expected outcome. Providing detailed instructions can minimize confusion and errors. 2. **Encourage Communication**: Foster open lines of communication for any questions or assistance needed. This can prevent small issues from becoming big obstacles. 3. **Celebrate Achievements**: Acknowledge and celebrate milestones as they are achieved to boost morale and keep everyone motivated. By using these strategies and tools, you can create an organized and effective plan that leverages your team’s strengths and helps everyone stay focused and motivated until the project's successful completion.</w:t>
+      </w:r>
+    </w:p>
+    <w:p>
+      <w:pPr>
+        <w:spacing w:before="200" w:after="20"/>
+      </w:pPr>
+      <w:r>
+        <w:rPr>
+          <w:b/>
+          <w:color w:val="D47A00"/>
+          <w:sz w:val="18"/>
+        </w:rPr>
+        <w:t>★ Turn 6  —  USER</w:t>
+      </w:r>
+    </w:p>
+    <w:p>
+      <w:pPr>
+        <w:spacing w:before="0" w:after="40"/>
+        <w:ind w:left="288"/>
+      </w:pPr>
+      <w:r>
+        <w:rPr>
+          <w:i/>
+          <w:color w:val="D47A00"/>
+          <w:sz w:val="16"/>
+        </w:rPr>
+        <w:t>Landmark: To keep the discussion productive, Maria suggests creating a timeline chart, allocating specific tasks based on each person's strengths. She conveys the need to meet the deadline for the project, reminding her peers of the rewards at the science fair while also showing understanding of their academic workloads.</w:t>
+      </w:r>
+    </w:p>
+    <w:p>
+      <w:pPr>
+        <w:spacing w:before="0" w:after="200"/>
+        <w:ind w:left="288"/>
+      </w:pPr>
+      <w:r>
+        <w:rPr>
+          <w:color w:val="333333"/>
+          <w:sz w:val="18"/>
+        </w:rPr>
+        <w:t>Thanks so much for all the advice! I feel much more prepared to organize my team and stay on track. I'm going to discuss the timeline and roles with everyone, and we'll use some of the tools you suggested to keep everything organized. Hopefully, this will help us meet the science fair deadline. Can't wait to see how it all turns out!</w:t>
+      </w:r>
+    </w:p>
+    <w:p>
+      <w:pPr>
+        <w:spacing w:before="120" w:after="20"/>
+      </w:pPr>
+      <w:r>
+        <w:rPr>
+          <w:b/>
+          <w:color w:val="2E75B6"/>
+          <w:sz w:val="18"/>
+        </w:rPr>
+        <w:t>Turn 6  —  ASSISTANT</w:t>
+      </w:r>
+    </w:p>
+    <w:p>
+      <w:pPr>
+        <w:spacing w:before="0" w:after="80"/>
+        <w:ind w:left="288"/>
+      </w:pPr>
+      <w:r>
+        <w:rPr>
+          <w:sz w:val="18"/>
+        </w:rPr>
+        <w:t>You're very welcome! It sounds like you're on the right track with a solid plan in place to guide your team toward success. By discussing the timeline and roles collectively and using the organizational tools, you'll likely create a smoother process and foster a more collaborative environment. Wishing you and your team the best of luck with your project—I'm sure your hard work will pay off, and you'll have a great showing at the science fair. If you have any more questions or need further assistance along the way, feel free to reach out. You've got this!</w:t>
       </w:r>
     </w:p>
     <w:p/>
